--- a/Telecom Customer Churn Prediction.docx
+++ b/Telecom Customer Churn Prediction.docx
@@ -47,7 +47,7 @@
           <w:lang w:eastAsia="en-IN"/>
         </w:rPr>
         <w:pict>
-          <v:rect id="_x0000_i1026" style="width:0;height:1.5pt" o:hralign="center" o:hrstd="t" o:hr="t" fillcolor="#a0a0a0" stroked="f"/>
+          <v:rect id="_x0000_i1025" style="width:0;height:1.5pt" o:hralign="center" o:hrstd="t" o:hr="t" fillcolor="#a0a0a0" stroked="f"/>
         </w:pict>
       </w:r>
     </w:p>
@@ -365,7 +365,7 @@
           <w:lang w:eastAsia="en-IN"/>
         </w:rPr>
         <w:pict>
-          <v:rect id="_x0000_i1027" style="width:0;height:1.5pt" o:hralign="center" o:hrstd="t" o:hr="t" fillcolor="#a0a0a0" stroked="f"/>
+          <v:rect id="_x0000_i1026" style="width:0;height:1.5pt" o:hralign="center" o:hrstd="t" o:hr="t" fillcolor="#a0a0a0" stroked="f"/>
         </w:pict>
       </w:r>
     </w:p>
@@ -827,7 +827,7 @@
           <w:lang w:eastAsia="en-IN"/>
         </w:rPr>
         <w:pict>
-          <v:rect id="_x0000_i1028" style="width:0;height:1.5pt" o:hralign="center" o:hrstd="t" o:hr="t" fillcolor="#a0a0a0" stroked="f"/>
+          <v:rect id="_x0000_i1027" style="width:0;height:1.5pt" o:hralign="center" o:hrstd="t" o:hr="t" fillcolor="#a0a0a0" stroked="f"/>
         </w:pict>
       </w:r>
     </w:p>
@@ -1094,7 +1094,7 @@
           <w:lang w:eastAsia="en-IN"/>
         </w:rPr>
         <w:pict>
-          <v:rect id="_x0000_i1029" style="width:0;height:1.5pt" o:hralign="center" o:hrstd="t" o:hr="t" fillcolor="#a0a0a0" stroked="f"/>
+          <v:rect id="_x0000_i1028" style="width:0;height:1.5pt" o:hralign="center" o:hrstd="t" o:hr="t" fillcolor="#a0a0a0" stroked="f"/>
         </w:pict>
       </w:r>
     </w:p>
@@ -1316,7 +1316,7 @@
           <w:lang w:eastAsia="en-IN"/>
         </w:rPr>
         <w:pict>
-          <v:rect id="_x0000_i1030" style="width:0;height:1.5pt" o:hralign="center" o:hrstd="t" o:hr="t" fillcolor="#a0a0a0" stroked="f"/>
+          <v:rect id="_x0000_i1029" style="width:0;height:1.5pt" o:hralign="center" o:hrstd="t" o:hr="t" fillcolor="#a0a0a0" stroked="f"/>
         </w:pict>
       </w:r>
     </w:p>
@@ -1451,7 +1451,7 @@
         </w:rPr>
         <w:lastRenderedPageBreak/>
         <w:pict>
-          <v:rect id="_x0000_i1031" style="width:0;height:1.5pt" o:hralign="center" o:hrstd="t" o:hr="t" fillcolor="#a0a0a0" stroked="f"/>
+          <v:rect id="_x0000_i1030" style="width:0;height:1.5pt" o:hralign="center" o:hrstd="t" o:hr="t" fillcolor="#a0a0a0" stroked="f"/>
         </w:pict>
       </w:r>
     </w:p>
@@ -1627,7 +1627,7 @@
           <w:lang w:eastAsia="en-IN"/>
         </w:rPr>
         <w:pict>
-          <v:rect id="_x0000_i1032" style="width:0;height:1.5pt" o:hralign="center" o:hrstd="t" o:hr="t" fillcolor="#a0a0a0" stroked="f"/>
+          <v:rect id="_x0000_i1031" style="width:0;height:1.5pt" o:hralign="center" o:hrstd="t" o:hr="t" fillcolor="#a0a0a0" stroked="f"/>
         </w:pict>
       </w:r>
     </w:p>
@@ -1790,7 +1790,7 @@
           <w:lang w:eastAsia="en-IN"/>
         </w:rPr>
         <w:pict>
-          <v:rect id="_x0000_i1033" style="width:0;height:1.5pt" o:hralign="center" o:hrstd="t" o:hr="t" fillcolor="#a0a0a0" stroked="f"/>
+          <v:rect id="_x0000_i1032" style="width:0;height:1.5pt" o:hralign="center" o:hrstd="t" o:hr="t" fillcolor="#a0a0a0" stroked="f"/>
         </w:pict>
       </w:r>
     </w:p>
@@ -1901,7 +1901,7 @@
           <w:lang w:eastAsia="en-IN"/>
         </w:rPr>
         <w:pict>
-          <v:rect id="_x0000_i1034" style="width:0;height:1.5pt" o:hralign="center" o:hrstd="t" o:hr="t" fillcolor="#a0a0a0" stroked="f"/>
+          <v:rect id="_x0000_i1033" style="width:0;height:1.5pt" o:hralign="center" o:hrstd="t" o:hr="t" fillcolor="#a0a0a0" stroked="f"/>
         </w:pict>
       </w:r>
     </w:p>
@@ -2157,7 +2157,7 @@
         </w:rPr>
         <w:lastRenderedPageBreak/>
         <w:pict>
-          <v:rect id="_x0000_i1035" style="width:0;height:1.5pt" o:hralign="center" o:hrstd="t" o:hr="t" fillcolor="#a0a0a0" stroked="f"/>
+          <v:rect id="_x0000_i1034" style="width:0;height:1.5pt" o:hralign="center" o:hrstd="t" o:hr="t" fillcolor="#a0a0a0" stroked="f"/>
         </w:pict>
       </w:r>
     </w:p>
@@ -2615,7 +2615,7 @@
           <w:lang w:eastAsia="en-IN"/>
         </w:rPr>
         <w:pict>
-          <v:rect id="_x0000_i1036" style="width:0;height:1.5pt" o:hralign="center" o:hrstd="t" o:hr="t" fillcolor="#a0a0a0" stroked="f"/>
+          <v:rect id="_x0000_i1035" style="width:0;height:1.5pt" o:hralign="center" o:hrstd="t" o:hr="t" fillcolor="#a0a0a0" stroked="f"/>
         </w:pict>
       </w:r>
     </w:p>
@@ -2928,7 +2928,7 @@
           <w:lang w:eastAsia="en-IN"/>
         </w:rPr>
         <w:pict>
-          <v:rect id="_x0000_i1037" style="width:0;height:1.5pt" o:hralign="center" o:hrstd="t" o:hr="t" fillcolor="#a0a0a0" stroked="f"/>
+          <v:rect id="_x0000_i1036" style="width:0;height:1.5pt" o:hralign="center" o:hrstd="t" o:hr="t" fillcolor="#a0a0a0" stroked="f"/>
         </w:pict>
       </w:r>
     </w:p>
@@ -3448,7 +3448,7 @@
           <w:lang w:eastAsia="en-IN"/>
         </w:rPr>
         <w:pict>
-          <v:rect id="_x0000_i1038" style="width:0;height:1.5pt" o:hralign="center" o:hrstd="t" o:hr="t" fillcolor="#a0a0a0" stroked="f"/>
+          <v:rect id="_x0000_i1037" style="width:0;height:1.5pt" o:hralign="center" o:hrstd="t" o:hr="t" fillcolor="#a0a0a0" stroked="f"/>
         </w:pict>
       </w:r>
     </w:p>
@@ -3765,7 +3765,7 @@
           <w:lang w:eastAsia="en-IN"/>
         </w:rPr>
         <w:pict>
-          <v:rect id="_x0000_i1039" style="width:0;height:1.5pt" o:hralign="center" o:hrstd="t" o:hr="t" fillcolor="#a0a0a0" stroked="f"/>
+          <v:rect id="_x0000_i1038" style="width:0;height:1.5pt" o:hralign="center" o:hrstd="t" o:hr="t" fillcolor="#a0a0a0" stroked="f"/>
         </w:pict>
       </w:r>
     </w:p>
@@ -3959,7 +3959,7 @@
           <w:lang w:eastAsia="en-IN"/>
         </w:rPr>
         <w:pict>
-          <v:rect id="_x0000_i1040" style="width:0;height:1.5pt" o:hralign="center" o:hrstd="t" o:hr="t" fillcolor="#a0a0a0" stroked="f"/>
+          <v:rect id="_x0000_i1039" style="width:0;height:1.5pt" o:hralign="center" o:hrstd="t" o:hr="t" fillcolor="#a0a0a0" stroked="f"/>
         </w:pict>
       </w:r>
     </w:p>
@@ -4181,7 +4181,7 @@
           <w:lang w:eastAsia="en-IN"/>
         </w:rPr>
         <w:pict>
-          <v:rect id="_x0000_i1041" style="width:0;height:1.5pt" o:hralign="center" o:hrstd="t" o:hr="t" fillcolor="#a0a0a0" stroked="f"/>
+          <v:rect id="_x0000_i1040" style="width:0;height:1.5pt" o:hralign="center" o:hrstd="t" o:hr="t" fillcolor="#a0a0a0" stroked="f"/>
         </w:pict>
       </w:r>
     </w:p>
@@ -4250,7 +4250,7 @@
           <w:lang w:eastAsia="en-IN"/>
         </w:rPr>
         <w:pict>
-          <v:rect id="_x0000_i1042" style="width:0;height:1.5pt" o:hralign="center" o:hrstd="t" o:hr="t" fillcolor="#a0a0a0" stroked="f"/>
+          <v:rect id="_x0000_i1041" style="width:0;height:1.5pt" o:hralign="center" o:hrstd="t" o:hr="t" fillcolor="#a0a0a0" stroked="f"/>
         </w:pict>
       </w:r>
     </w:p>
@@ -4473,7 +4473,7 @@
           <w:lang w:eastAsia="en-IN"/>
         </w:rPr>
         <w:pict>
-          <v:rect id="_x0000_i1043" style="width:0;height:1.5pt" o:hralign="center" o:hrstd="t" o:hr="t" fillcolor="#a0a0a0" stroked="f"/>
+          <v:rect id="_x0000_i1042" style="width:0;height:1.5pt" o:hralign="center" o:hrstd="t" o:hr="t" fillcolor="#a0a0a0" stroked="f"/>
         </w:pict>
       </w:r>
     </w:p>
@@ -4653,7 +4653,7 @@
           <w:lang w:eastAsia="en-IN"/>
         </w:rPr>
         <w:pict>
-          <v:rect id="_x0000_i1044" style="width:0;height:1.5pt" o:hralign="center" o:hrstd="t" o:hr="t" fillcolor="#a0a0a0" stroked="f"/>
+          <v:rect id="_x0000_i1043" style="width:0;height:1.5pt" o:hralign="center" o:hrstd="t" o:hr="t" fillcolor="#a0a0a0" stroked="f"/>
         </w:pict>
       </w:r>
     </w:p>
@@ -4852,7 +4852,7 @@
           <w:lang w:eastAsia="en-IN"/>
         </w:rPr>
         <w:pict>
-          <v:rect id="_x0000_i1045" style="width:0;height:1.5pt" o:hralign="center" o:hrstd="t" o:hr="t" fillcolor="#a0a0a0" stroked="f"/>
+          <v:rect id="_x0000_i1044" style="width:0;height:1.5pt" o:hralign="center" o:hrstd="t" o:hr="t" fillcolor="#a0a0a0" stroked="f"/>
         </w:pict>
       </w:r>
     </w:p>
@@ -5051,7 +5051,7 @@
           <w:lang w:eastAsia="en-IN"/>
         </w:rPr>
         <w:pict>
-          <v:rect id="_x0000_i1046" style="width:0;height:1.5pt" o:hralign="center" o:hrstd="t" o:hr="t" fillcolor="#a0a0a0" stroked="f"/>
+          <v:rect id="_x0000_i1045" style="width:0;height:1.5pt" o:hralign="center" o:hrstd="t" o:hr="t" fillcolor="#a0a0a0" stroked="f"/>
         </w:pict>
       </w:r>
     </w:p>
@@ -5210,7 +5210,7 @@
           <w:lang w:eastAsia="en-IN"/>
         </w:rPr>
         <w:pict>
-          <v:rect id="_x0000_i1047" style="width:0;height:1.5pt" o:hralign="center" o:hrstd="t" o:hr="t" fillcolor="#a0a0a0" stroked="f"/>
+          <v:rect id="_x0000_i1046" style="width:0;height:1.5pt" o:hralign="center" o:hrstd="t" o:hr="t" fillcolor="#a0a0a0" stroked="f"/>
         </w:pict>
       </w:r>
     </w:p>
@@ -5484,7 +5484,7 @@
           <w:lang w:eastAsia="en-IN"/>
         </w:rPr>
         <w:pict>
-          <v:rect id="_x0000_i1048" style="width:0;height:1.5pt" o:hralign="center" o:hrstd="t" o:hr="t" fillcolor="#a0a0a0" stroked="f"/>
+          <v:rect id="_x0000_i1047" style="width:0;height:1.5pt" o:hralign="center" o:hrstd="t" o:hr="t" fillcolor="#a0a0a0" stroked="f"/>
         </w:pict>
       </w:r>
     </w:p>
@@ -5643,7 +5643,7 @@
           <w:lang w:eastAsia="en-IN"/>
         </w:rPr>
         <w:pict>
-          <v:rect id="_x0000_i1049" style="width:0;height:1.5pt" o:hralign="center" o:hrstd="t" o:hr="t" fillcolor="#a0a0a0" stroked="f"/>
+          <v:rect id="_x0000_i1048" style="width:0;height:1.5pt" o:hralign="center" o:hrstd="t" o:hr="t" fillcolor="#a0a0a0" stroked="f"/>
         </w:pict>
       </w:r>
     </w:p>
@@ -5838,7 +5838,7 @@
           <w:lang w:eastAsia="en-IN"/>
         </w:rPr>
         <w:pict>
-          <v:rect id="_x0000_i1050" style="width:0;height:1.5pt" o:hralign="center" o:hrstd="t" o:hr="t" fillcolor="#a0a0a0" stroked="f"/>
+          <v:rect id="_x0000_i1049" style="width:0;height:1.5pt" o:hralign="center" o:hrstd="t" o:hr="t" fillcolor="#a0a0a0" stroked="f"/>
         </w:pict>
       </w:r>
     </w:p>
@@ -6001,7 +6001,7 @@
           <w:lang w:eastAsia="en-IN"/>
         </w:rPr>
         <w:pict>
-          <v:rect id="_x0000_i1051" style="width:0;height:1.5pt" o:hralign="center" o:hrstd="t" o:hr="t" fillcolor="#a0a0a0" stroked="f"/>
+          <v:rect id="_x0000_i1050" style="width:0;height:1.5pt" o:hralign="center" o:hrstd="t" o:hr="t" fillcolor="#a0a0a0" stroked="f"/>
         </w:pict>
       </w:r>
     </w:p>
@@ -6185,7 +6185,7 @@
           <w:lang w:eastAsia="en-IN"/>
         </w:rPr>
         <w:pict>
-          <v:rect id="_x0000_i1052" style="width:0;height:1.5pt" o:hralign="center" o:hrstd="t" o:hr="t" fillcolor="#a0a0a0" stroked="f"/>
+          <v:rect id="_x0000_i1051" style="width:0;height:1.5pt" o:hralign="center" o:hrstd="t" o:hr="t" fillcolor="#a0a0a0" stroked="f"/>
         </w:pict>
       </w:r>
     </w:p>
@@ -6368,7 +6368,7 @@
           <w:lang w:eastAsia="en-IN"/>
         </w:rPr>
         <w:pict>
-          <v:rect id="_x0000_i1053" style="width:0;height:1.5pt" o:hralign="center" o:hrstd="t" o:hr="t" fillcolor="#a0a0a0" stroked="f"/>
+          <v:rect id="_x0000_i1052" style="width:0;height:1.5pt" o:hralign="center" o:hrstd="t" o:hr="t" fillcolor="#a0a0a0" stroked="f"/>
         </w:pict>
       </w:r>
     </w:p>
@@ -6457,7 +6457,7 @@
           <w:lang w:eastAsia="en-IN"/>
         </w:rPr>
         <w:pict>
-          <v:rect id="_x0000_i1054" style="width:0;height:1.5pt" o:hralign="center" o:hrstd="t" o:hr="t" fillcolor="#a0a0a0" stroked="f"/>
+          <v:rect id="_x0000_i1053" style="width:0;height:1.5pt" o:hralign="center" o:hrstd="t" o:hr="t" fillcolor="#a0a0a0" stroked="f"/>
         </w:pict>
       </w:r>
     </w:p>
@@ -6620,7 +6620,7 @@
           <w:lang w:eastAsia="en-IN"/>
         </w:rPr>
         <w:pict>
-          <v:rect id="_x0000_i1055" style="width:0;height:1.5pt" o:hralign="center" o:hrstd="t" o:hr="t" fillcolor="#a0a0a0" stroked="f"/>
+          <v:rect id="_x0000_i1054" style="width:0;height:1.5pt" o:hralign="center" o:hrstd="t" o:hr="t" fillcolor="#a0a0a0" stroked="f"/>
         </w:pict>
       </w:r>
     </w:p>
@@ -6795,7 +6795,7 @@
         </w:rPr>
         <w:lastRenderedPageBreak/>
         <w:pict>
-          <v:rect id="_x0000_i1056" style="width:0;height:1.5pt" o:hralign="center" o:hrstd="t" o:hr="t" fillcolor="#a0a0a0" stroked="f"/>
+          <v:rect id="_x0000_i1055" style="width:0;height:1.5pt" o:hralign="center" o:hrstd="t" o:hr="t" fillcolor="#a0a0a0" stroked="f"/>
         </w:pict>
       </w:r>
     </w:p>
@@ -6930,7 +6930,7 @@
           <w:lang w:eastAsia="en-IN"/>
         </w:rPr>
         <w:pict>
-          <v:rect id="_x0000_i1057" style="width:0;height:1.5pt" o:hralign="center" o:hrstd="t" o:hr="t" fillcolor="#a0a0a0" stroked="f"/>
+          <v:rect id="_x0000_i1056" style="width:0;height:1.5pt" o:hralign="center" o:hrstd="t" o:hr="t" fillcolor="#a0a0a0" stroked="f"/>
         </w:pict>
       </w:r>
     </w:p>
@@ -7152,7 +7152,7 @@
           <w:lang w:eastAsia="en-IN"/>
         </w:rPr>
         <w:pict>
-          <v:rect id="_x0000_i1058" style="width:0;height:1.5pt" o:hralign="center" o:hrstd="t" o:hr="t" fillcolor="#a0a0a0" stroked="f"/>
+          <v:rect id="_x0000_i1057" style="width:0;height:1.5pt" o:hralign="center" o:hrstd="t" o:hr="t" fillcolor="#a0a0a0" stroked="f"/>
         </w:pict>
       </w:r>
     </w:p>
@@ -7221,7 +7221,7 @@
           <w:lang w:eastAsia="en-IN"/>
         </w:rPr>
         <w:pict>
-          <v:rect id="_x0000_i1059" style="width:0;height:1.5pt" o:hralign="center" o:hrstd="t" o:hr="t" fillcolor="#a0a0a0" stroked="f"/>
+          <v:rect id="_x0000_i1058" style="width:0;height:1.5pt" o:hralign="center" o:hrstd="t" o:hr="t" fillcolor="#a0a0a0" stroked="f"/>
         </w:pict>
       </w:r>
     </w:p>
@@ -7462,7 +7462,7 @@
           <w:lang w:eastAsia="en-IN"/>
         </w:rPr>
         <w:pict>
-          <v:rect id="_x0000_i1060" style="width:0;height:1.5pt" o:hralign="center" o:hrstd="t" o:hr="t" fillcolor="#a0a0a0" stroked="f"/>
+          <v:rect id="_x0000_i1059" style="width:0;height:1.5pt" o:hralign="center" o:hrstd="t" o:hr="t" fillcolor="#a0a0a0" stroked="f"/>
         </w:pict>
       </w:r>
     </w:p>
@@ -7654,7 +7654,7 @@
           <w:lang w:eastAsia="en-IN"/>
         </w:rPr>
         <w:pict>
-          <v:rect id="_x0000_i1061" style="width:0;height:1.5pt" o:hralign="center" o:hrstd="t" o:hr="t" fillcolor="#a0a0a0" stroked="f"/>
+          <v:rect id="_x0000_i1060" style="width:0;height:1.5pt" o:hralign="center" o:hrstd="t" o:hr="t" fillcolor="#a0a0a0" stroked="f"/>
         </w:pict>
       </w:r>
     </w:p>
@@ -7790,7 +7790,7 @@
           <w:lang w:eastAsia="en-IN"/>
         </w:rPr>
         <w:pict>
-          <v:rect id="_x0000_i1062" style="width:0;height:1.5pt" o:hralign="center" o:hrstd="t" o:hr="t" fillcolor="#a0a0a0" stroked="f"/>
+          <v:rect id="_x0000_i1061" style="width:0;height:1.5pt" o:hralign="center" o:hrstd="t" o:hr="t" fillcolor="#a0a0a0" stroked="f"/>
         </w:pict>
       </w:r>
     </w:p>
@@ -7977,7 +7977,7 @@
           <w:lang w:eastAsia="en-IN"/>
         </w:rPr>
         <w:pict>
-          <v:rect id="_x0000_i1063" style="width:0;height:1.5pt" o:hralign="center" o:hrstd="t" o:hr="t" fillcolor="#a0a0a0" stroked="f"/>
+          <v:rect id="_x0000_i1062" style="width:0;height:1.5pt" o:hralign="center" o:hrstd="t" o:hr="t" fillcolor="#a0a0a0" stroked="f"/>
         </w:pict>
       </w:r>
     </w:p>
@@ -8113,7 +8113,7 @@
           <w:lang w:eastAsia="en-IN"/>
         </w:rPr>
         <w:pict>
-          <v:rect id="_x0000_i1064" style="width:0;height:1.5pt" o:hralign="center" o:hrstd="t" o:hr="t" fillcolor="#a0a0a0" stroked="f"/>
+          <v:rect id="_x0000_i1063" style="width:0;height:1.5pt" o:hralign="center" o:hrstd="t" o:hr="t" fillcolor="#a0a0a0" stroked="f"/>
         </w:pict>
       </w:r>
     </w:p>
@@ -8279,7 +8279,7 @@
         </w:rPr>
         <w:lastRenderedPageBreak/>
         <w:pict>
-          <v:rect id="_x0000_i1065" style="width:0;height:1.5pt" o:hralign="center" o:hrstd="t" o:hr="t" fillcolor="#a0a0a0" stroked="f"/>
+          <v:rect id="_x0000_i1064" style="width:0;height:1.5pt" o:hralign="center" o:hrstd="t" o:hr="t" fillcolor="#a0a0a0" stroked="f"/>
         </w:pict>
       </w:r>
     </w:p>
@@ -8531,7 +8531,7 @@
           <w:lang w:eastAsia="en-IN"/>
         </w:rPr>
         <w:pict>
-          <v:rect id="_x0000_i1066" style="width:0;height:1.5pt" o:hralign="center" o:hrstd="t" o:hr="t" fillcolor="#a0a0a0" stroked="f"/>
+          <v:rect id="_x0000_i1065" style="width:0;height:1.5pt" o:hralign="center" o:hrstd="t" o:hr="t" fillcolor="#a0a0a0" stroked="f"/>
         </w:pict>
       </w:r>
     </w:p>
@@ -8694,7 +8694,7 @@
           <w:lang w:eastAsia="en-IN"/>
         </w:rPr>
         <w:pict>
-          <v:rect id="_x0000_i1067" style="width:0;height:1.5pt" o:hralign="center" o:hrstd="t" o:hr="t" fillcolor="#a0a0a0" stroked="f"/>
+          <v:rect id="_x0000_i1066" style="width:0;height:1.5pt" o:hralign="center" o:hrstd="t" o:hr="t" fillcolor="#a0a0a0" stroked="f"/>
         </w:pict>
       </w:r>
     </w:p>
@@ -8763,6 +8763,113 @@
           <w:lang w:eastAsia="en-IN"/>
         </w:rPr>
         <w:pict>
+          <v:rect id="_x0000_i1067" style="width:0;height:1.5pt" o:hralign="center" o:hrstd="t" o:hr="t" fillcolor="#a0a0a0" stroked="f"/>
+        </w:pict>
+      </w:r>
+    </w:p>
+    <w:p>
+      <w:pPr>
+        <w:spacing w:before="100" w:beforeAutospacing="1" w:after="100" w:afterAutospacing="1" w:line="240" w:lineRule="auto"/>
+        <w:outlineLvl w:val="1"/>
+        <w:rPr>
+          <w:rFonts w:ascii="Times New Roman" w:eastAsia="Times New Roman" w:hAnsi="Times New Roman" w:cs="Times New Roman"/>
+          <w:b/>
+          <w:bCs/>
+          <w:sz w:val="36"/>
+          <w:szCs w:val="36"/>
+          <w:lang w:eastAsia="en-IN"/>
+        </w:rPr>
+      </w:pPr>
+      <w:r>
+        <w:rPr>
+          <w:rFonts w:ascii="Times New Roman" w:eastAsia="Times New Roman" w:hAnsi="Times New Roman" w:cs="Times New Roman"/>
+          <w:b/>
+          <w:bCs/>
+          <w:sz w:val="36"/>
+          <w:szCs w:val="36"/>
+          <w:lang w:eastAsia="en-IN"/>
+        </w:rPr>
+        <w:t>Accuracy</w:t>
+      </w:r>
+    </w:p>
+    <w:p>
+      <w:pPr>
+        <w:spacing w:before="100" w:beforeAutospacing="1" w:after="100" w:afterAutospacing="1" w:line="240" w:lineRule="auto"/>
+        <w:rPr>
+          <w:rFonts w:ascii="Times New Roman" w:eastAsia="Times New Roman" w:hAnsi="Times New Roman" w:cs="Times New Roman"/>
+          <w:sz w:val="24"/>
+          <w:szCs w:val="24"/>
+          <w:lang w:eastAsia="en-IN"/>
+        </w:rPr>
+      </w:pPr>
+      <w:r>
+        <w:rPr>
+          <w:rFonts w:ascii="Times New Roman" w:eastAsia="Times New Roman" w:hAnsi="Times New Roman" w:cs="Times New Roman"/>
+          <w:sz w:val="24"/>
+          <w:szCs w:val="24"/>
+          <w:lang w:eastAsia="en-IN"/>
+        </w:rPr>
+        <w:t>Overall prediction correctness.</w:t>
+      </w:r>
+    </w:p>
+    <w:p>
+      <w:pPr>
+        <w:spacing w:before="100" w:beforeAutospacing="1" w:after="100" w:afterAutospacing="1" w:line="240" w:lineRule="auto"/>
+        <w:rPr>
+          <w:rFonts w:ascii="Times New Roman" w:eastAsia="Times New Roman" w:hAnsi="Times New Roman" w:cs="Times New Roman"/>
+          <w:sz w:val="24"/>
+          <w:szCs w:val="24"/>
+          <w:lang w:eastAsia="en-IN"/>
+        </w:rPr>
+      </w:pPr>
+      <w:r>
+        <w:rPr>
+          <w:rFonts w:ascii="Times New Roman" w:eastAsia="Times New Roman" w:hAnsi="Times New Roman" w:cs="Times New Roman"/>
+          <w:sz w:val="24"/>
+          <w:szCs w:val="24"/>
+          <w:lang w:eastAsia="en-IN"/>
+        </w:rPr>
+        <w:t xml:space="preserve">But </w:t>
+      </w:r>
+      <w:r>
+        <w:rPr>
+          <w:rFonts w:ascii="Times New Roman" w:eastAsia="Times New Roman" w:hAnsi="Times New Roman" w:cs="Times New Roman"/>
+          <w:b/>
+          <w:bCs/>
+          <w:sz w:val="24"/>
+          <w:szCs w:val="24"/>
+          <w:lang w:eastAsia="en-IN"/>
+        </w:rPr>
+        <w:t>not reliable with imbalanced data</w:t>
+      </w:r>
+      <w:r>
+        <w:rPr>
+          <w:rFonts w:ascii="Times New Roman" w:eastAsia="Times New Roman" w:hAnsi="Times New Roman" w:cs="Times New Roman"/>
+          <w:sz w:val="24"/>
+          <w:szCs w:val="24"/>
+          <w:lang w:eastAsia="en-IN"/>
+        </w:rPr>
+        <w:t>.</w:t>
+      </w:r>
+    </w:p>
+    <w:p>
+      <w:pPr>
+        <w:spacing w:after="0" w:line="240" w:lineRule="auto"/>
+        <w:rPr>
+          <w:rFonts w:ascii="Times New Roman" w:eastAsia="Times New Roman" w:hAnsi="Times New Roman" w:cs="Times New Roman"/>
+          <w:sz w:val="24"/>
+          <w:szCs w:val="24"/>
+          <w:lang w:eastAsia="en-IN"/>
+        </w:rPr>
+      </w:pPr>
+      <w:r>
+        <w:rPr>
+          <w:rFonts w:ascii="Times New Roman" w:eastAsia="Times New Roman" w:hAnsi="Times New Roman" w:cs="Times New Roman"/>
+          <w:sz w:val="24"/>
+          <w:szCs w:val="24"/>
+          <w:lang w:eastAsia="en-IN"/>
+        </w:rPr>
+        <w:pict>
           <v:rect id="_x0000_i1068" style="width:0;height:1.5pt" o:hralign="center" o:hrstd="t" o:hr="t" fillcolor="#a0a0a0" stroked="f"/>
         </w:pict>
       </w:r>
@@ -8789,68 +8896,39 @@
           <w:szCs w:val="36"/>
           <w:lang w:eastAsia="en-IN"/>
         </w:rPr>
-        <w:t>Accuracy</w:t>
-      </w:r>
-    </w:p>
-    <w:p>
-      <w:pPr>
-        <w:spacing w:before="100" w:beforeAutospacing="1" w:after="100" w:afterAutospacing="1" w:line="240" w:lineRule="auto"/>
-        <w:rPr>
-          <w:rFonts w:ascii="Times New Roman" w:eastAsia="Times New Roman" w:hAnsi="Times New Roman" w:cs="Times New Roman"/>
-          <w:sz w:val="24"/>
-          <w:szCs w:val="24"/>
-          <w:lang w:eastAsia="en-IN"/>
-        </w:rPr>
-      </w:pPr>
-      <w:r>
-        <w:rPr>
-          <w:rFonts w:ascii="Times New Roman" w:eastAsia="Times New Roman" w:hAnsi="Times New Roman" w:cs="Times New Roman"/>
-          <w:sz w:val="24"/>
-          <w:szCs w:val="24"/>
-          <w:lang w:eastAsia="en-IN"/>
-        </w:rPr>
-        <w:t>Overall prediction correctness.</w:t>
-      </w:r>
-    </w:p>
-    <w:p>
-      <w:pPr>
-        <w:spacing w:before="100" w:beforeAutospacing="1" w:after="100" w:afterAutospacing="1" w:line="240" w:lineRule="auto"/>
-        <w:rPr>
-          <w:rFonts w:ascii="Times New Roman" w:eastAsia="Times New Roman" w:hAnsi="Times New Roman" w:cs="Times New Roman"/>
-          <w:sz w:val="24"/>
-          <w:szCs w:val="24"/>
-          <w:lang w:eastAsia="en-IN"/>
-        </w:rPr>
-      </w:pPr>
-      <w:r>
-        <w:rPr>
-          <w:rFonts w:ascii="Times New Roman" w:eastAsia="Times New Roman" w:hAnsi="Times New Roman" w:cs="Times New Roman"/>
-          <w:sz w:val="24"/>
-          <w:szCs w:val="24"/>
-          <w:lang w:eastAsia="en-IN"/>
-        </w:rPr>
-        <w:t xml:space="preserve">But </w:t>
-      </w:r>
-      <w:r>
-        <w:rPr>
-          <w:rFonts w:ascii="Times New Roman" w:eastAsia="Times New Roman" w:hAnsi="Times New Roman" w:cs="Times New Roman"/>
-          <w:b/>
-          <w:bCs/>
-          <w:sz w:val="24"/>
-          <w:szCs w:val="24"/>
-          <w:lang w:eastAsia="en-IN"/>
-        </w:rPr>
-        <w:t>not reliable with imbalanced data</w:t>
-      </w:r>
-      <w:r>
-        <w:rPr>
-          <w:rFonts w:ascii="Times New Roman" w:eastAsia="Times New Roman" w:hAnsi="Times New Roman" w:cs="Times New Roman"/>
-          <w:sz w:val="24"/>
-          <w:szCs w:val="24"/>
-          <w:lang w:eastAsia="en-IN"/>
-        </w:rPr>
-        <w:t>.</w:t>
-      </w:r>
+        <w:t>Precision</w:t>
+      </w:r>
+    </w:p>
+    <w:p>
+      <w:pPr>
+        <w:spacing w:before="100" w:beforeAutospacing="1" w:after="100" w:afterAutospacing="1" w:line="240" w:lineRule="auto"/>
+        <w:rPr>
+          <w:rFonts w:ascii="Times New Roman" w:eastAsia="Times New Roman" w:hAnsi="Times New Roman" w:cs="Times New Roman"/>
+          <w:sz w:val="24"/>
+          <w:szCs w:val="24"/>
+          <w:lang w:eastAsia="en-IN"/>
+        </w:rPr>
+      </w:pPr>
+      <w:r>
+        <w:rPr>
+          <w:rFonts w:ascii="Times New Roman" w:eastAsia="Times New Roman" w:hAnsi="Times New Roman" w:cs="Times New Roman"/>
+          <w:sz w:val="24"/>
+          <w:szCs w:val="24"/>
+          <w:lang w:eastAsia="en-IN"/>
+        </w:rPr>
+        <w:t xml:space="preserve">How many predicted churn customers actually </w:t>
+      </w:r>
+      <w:proofErr w:type="gramStart"/>
+      <w:r>
+        <w:rPr>
+          <w:rFonts w:ascii="Times New Roman" w:eastAsia="Times New Roman" w:hAnsi="Times New Roman" w:cs="Times New Roman"/>
+          <w:sz w:val="24"/>
+          <w:szCs w:val="24"/>
+          <w:lang w:eastAsia="en-IN"/>
+        </w:rPr>
+        <w:t>churn.</w:t>
+      </w:r>
+      <w:proofErr w:type="gramEnd"/>
     </w:p>
     <w:p>
       <w:pPr>
@@ -8896,27 +8974,28 @@
           <w:szCs w:val="36"/>
           <w:lang w:eastAsia="en-IN"/>
         </w:rPr>
-        <w:t>Precision</w:t>
-      </w:r>
-    </w:p>
-    <w:p>
-      <w:pPr>
-        <w:spacing w:before="100" w:beforeAutospacing="1" w:after="100" w:afterAutospacing="1" w:line="240" w:lineRule="auto"/>
-        <w:rPr>
-          <w:rFonts w:ascii="Times New Roman" w:eastAsia="Times New Roman" w:hAnsi="Times New Roman" w:cs="Times New Roman"/>
-          <w:sz w:val="24"/>
-          <w:szCs w:val="24"/>
-          <w:lang w:eastAsia="en-IN"/>
-        </w:rPr>
-      </w:pPr>
-      <w:r>
-        <w:rPr>
-          <w:rFonts w:ascii="Times New Roman" w:eastAsia="Times New Roman" w:hAnsi="Times New Roman" w:cs="Times New Roman"/>
-          <w:sz w:val="24"/>
-          <w:szCs w:val="24"/>
-          <w:lang w:eastAsia="en-IN"/>
-        </w:rPr>
-        <w:t xml:space="preserve">How many predicted churn customers actually </w:t>
+        <w:lastRenderedPageBreak/>
+        <w:t>Recall</w:t>
+      </w:r>
+    </w:p>
+    <w:p>
+      <w:pPr>
+        <w:spacing w:before="100" w:beforeAutospacing="1" w:after="100" w:afterAutospacing="1" w:line="240" w:lineRule="auto"/>
+        <w:rPr>
+          <w:rFonts w:ascii="Times New Roman" w:eastAsia="Times New Roman" w:hAnsi="Times New Roman" w:cs="Times New Roman"/>
+          <w:sz w:val="24"/>
+          <w:szCs w:val="24"/>
+          <w:lang w:eastAsia="en-IN"/>
+        </w:rPr>
+      </w:pPr>
+      <w:r>
+        <w:rPr>
+          <w:rFonts w:ascii="Times New Roman" w:eastAsia="Times New Roman" w:hAnsi="Times New Roman" w:cs="Times New Roman"/>
+          <w:sz w:val="24"/>
+          <w:szCs w:val="24"/>
+          <w:lang w:eastAsia="en-IN"/>
+        </w:rPr>
+        <w:t xml:space="preserve">How many real churn customers were </w:t>
       </w:r>
       <w:proofErr w:type="gramStart"/>
       <w:r>
@@ -8926,7 +9005,7 @@
           <w:szCs w:val="24"/>
           <w:lang w:eastAsia="en-IN"/>
         </w:rPr>
-        <w:t>churn.</w:t>
+        <w:t>identified.</w:t>
       </w:r>
       <w:proofErr w:type="gramEnd"/>
     </w:p>
@@ -8974,40 +9053,28 @@
           <w:szCs w:val="36"/>
           <w:lang w:eastAsia="en-IN"/>
         </w:rPr>
-        <w:lastRenderedPageBreak/>
-        <w:t>Recall</w:t>
-      </w:r>
-    </w:p>
-    <w:p>
-      <w:pPr>
-        <w:spacing w:before="100" w:beforeAutospacing="1" w:after="100" w:afterAutospacing="1" w:line="240" w:lineRule="auto"/>
-        <w:rPr>
-          <w:rFonts w:ascii="Times New Roman" w:eastAsia="Times New Roman" w:hAnsi="Times New Roman" w:cs="Times New Roman"/>
-          <w:sz w:val="24"/>
-          <w:szCs w:val="24"/>
-          <w:lang w:eastAsia="en-IN"/>
-        </w:rPr>
-      </w:pPr>
-      <w:r>
-        <w:rPr>
-          <w:rFonts w:ascii="Times New Roman" w:eastAsia="Times New Roman" w:hAnsi="Times New Roman" w:cs="Times New Roman"/>
-          <w:sz w:val="24"/>
-          <w:szCs w:val="24"/>
-          <w:lang w:eastAsia="en-IN"/>
-        </w:rPr>
-        <w:t xml:space="preserve">How many real churn customers were </w:t>
-      </w:r>
-      <w:proofErr w:type="gramStart"/>
-      <w:r>
-        <w:rPr>
-          <w:rFonts w:ascii="Times New Roman" w:eastAsia="Times New Roman" w:hAnsi="Times New Roman" w:cs="Times New Roman"/>
-          <w:sz w:val="24"/>
-          <w:szCs w:val="24"/>
-          <w:lang w:eastAsia="en-IN"/>
-        </w:rPr>
-        <w:t>identified.</w:t>
-      </w:r>
-      <w:proofErr w:type="gramEnd"/>
+        <w:t>F1 Score</w:t>
+      </w:r>
+    </w:p>
+    <w:p>
+      <w:pPr>
+        <w:spacing w:before="100" w:beforeAutospacing="1" w:after="100" w:afterAutospacing="1" w:line="240" w:lineRule="auto"/>
+        <w:rPr>
+          <w:rFonts w:ascii="Times New Roman" w:eastAsia="Times New Roman" w:hAnsi="Times New Roman" w:cs="Times New Roman"/>
+          <w:sz w:val="24"/>
+          <w:szCs w:val="24"/>
+          <w:lang w:eastAsia="en-IN"/>
+        </w:rPr>
+      </w:pPr>
+      <w:r>
+        <w:rPr>
+          <w:rFonts w:ascii="Times New Roman" w:eastAsia="Times New Roman" w:hAnsi="Times New Roman" w:cs="Times New Roman"/>
+          <w:sz w:val="24"/>
+          <w:szCs w:val="24"/>
+          <w:lang w:eastAsia="en-IN"/>
+        </w:rPr>
+        <w:t>Balance between precision and recall.</w:t>
+      </w:r>
     </w:p>
     <w:p>
       <w:pPr>
@@ -9053,27 +9120,27 @@
           <w:szCs w:val="36"/>
           <w:lang w:eastAsia="en-IN"/>
         </w:rPr>
-        <w:t>F1 Score</w:t>
-      </w:r>
-    </w:p>
-    <w:p>
-      <w:pPr>
-        <w:spacing w:before="100" w:beforeAutospacing="1" w:after="100" w:afterAutospacing="1" w:line="240" w:lineRule="auto"/>
-        <w:rPr>
-          <w:rFonts w:ascii="Times New Roman" w:eastAsia="Times New Roman" w:hAnsi="Times New Roman" w:cs="Times New Roman"/>
-          <w:sz w:val="24"/>
-          <w:szCs w:val="24"/>
-          <w:lang w:eastAsia="en-IN"/>
-        </w:rPr>
-      </w:pPr>
-      <w:r>
-        <w:rPr>
-          <w:rFonts w:ascii="Times New Roman" w:eastAsia="Times New Roman" w:hAnsi="Times New Roman" w:cs="Times New Roman"/>
-          <w:sz w:val="24"/>
-          <w:szCs w:val="24"/>
-          <w:lang w:eastAsia="en-IN"/>
-        </w:rPr>
-        <w:t>Balance between precision and recall.</w:t>
+        <w:t>ROC-AUC</w:t>
+      </w:r>
+    </w:p>
+    <w:p>
+      <w:pPr>
+        <w:spacing w:before="100" w:beforeAutospacing="1" w:after="100" w:afterAutospacing="1" w:line="240" w:lineRule="auto"/>
+        <w:rPr>
+          <w:rFonts w:ascii="Times New Roman" w:eastAsia="Times New Roman" w:hAnsi="Times New Roman" w:cs="Times New Roman"/>
+          <w:sz w:val="24"/>
+          <w:szCs w:val="24"/>
+          <w:lang w:eastAsia="en-IN"/>
+        </w:rPr>
+      </w:pPr>
+      <w:r>
+        <w:rPr>
+          <w:rFonts w:ascii="Times New Roman" w:eastAsia="Times New Roman" w:hAnsi="Times New Roman" w:cs="Times New Roman"/>
+          <w:sz w:val="24"/>
+          <w:szCs w:val="24"/>
+          <w:lang w:eastAsia="en-IN"/>
+        </w:rPr>
+        <w:t>Measures classification ability across thresholds.</w:t>
       </w:r>
     </w:p>
     <w:p>
@@ -9095,73 +9162,6 @@
         </w:rPr>
         <w:pict>
           <v:rect id="_x0000_i1072" style="width:0;height:1.5pt" o:hralign="center" o:hrstd="t" o:hr="t" fillcolor="#a0a0a0" stroked="f"/>
-        </w:pict>
-      </w:r>
-    </w:p>
-    <w:p>
-      <w:pPr>
-        <w:spacing w:before="100" w:beforeAutospacing="1" w:after="100" w:afterAutospacing="1" w:line="240" w:lineRule="auto"/>
-        <w:outlineLvl w:val="1"/>
-        <w:rPr>
-          <w:rFonts w:ascii="Times New Roman" w:eastAsia="Times New Roman" w:hAnsi="Times New Roman" w:cs="Times New Roman"/>
-          <w:b/>
-          <w:bCs/>
-          <w:sz w:val="36"/>
-          <w:szCs w:val="36"/>
-          <w:lang w:eastAsia="en-IN"/>
-        </w:rPr>
-      </w:pPr>
-      <w:r>
-        <w:rPr>
-          <w:rFonts w:ascii="Times New Roman" w:eastAsia="Times New Roman" w:hAnsi="Times New Roman" w:cs="Times New Roman"/>
-          <w:b/>
-          <w:bCs/>
-          <w:sz w:val="36"/>
-          <w:szCs w:val="36"/>
-          <w:lang w:eastAsia="en-IN"/>
-        </w:rPr>
-        <w:t>ROC-AUC</w:t>
-      </w:r>
-    </w:p>
-    <w:p>
-      <w:pPr>
-        <w:spacing w:before="100" w:beforeAutospacing="1" w:after="100" w:afterAutospacing="1" w:line="240" w:lineRule="auto"/>
-        <w:rPr>
-          <w:rFonts w:ascii="Times New Roman" w:eastAsia="Times New Roman" w:hAnsi="Times New Roman" w:cs="Times New Roman"/>
-          <w:sz w:val="24"/>
-          <w:szCs w:val="24"/>
-          <w:lang w:eastAsia="en-IN"/>
-        </w:rPr>
-      </w:pPr>
-      <w:r>
-        <w:rPr>
-          <w:rFonts w:ascii="Times New Roman" w:eastAsia="Times New Roman" w:hAnsi="Times New Roman" w:cs="Times New Roman"/>
-          <w:sz w:val="24"/>
-          <w:szCs w:val="24"/>
-          <w:lang w:eastAsia="en-IN"/>
-        </w:rPr>
-        <w:t>Measures classification ability across thresholds.</w:t>
-      </w:r>
-    </w:p>
-    <w:p>
-      <w:pPr>
-        <w:spacing w:after="0" w:line="240" w:lineRule="auto"/>
-        <w:rPr>
-          <w:rFonts w:ascii="Times New Roman" w:eastAsia="Times New Roman" w:hAnsi="Times New Roman" w:cs="Times New Roman"/>
-          <w:sz w:val="24"/>
-          <w:szCs w:val="24"/>
-          <w:lang w:eastAsia="en-IN"/>
-        </w:rPr>
-      </w:pPr>
-      <w:r>
-        <w:rPr>
-          <w:rFonts w:ascii="Times New Roman" w:eastAsia="Times New Roman" w:hAnsi="Times New Roman" w:cs="Times New Roman"/>
-          <w:sz w:val="24"/>
-          <w:szCs w:val="24"/>
-          <w:lang w:eastAsia="en-IN"/>
-        </w:rPr>
-        <w:pict>
-          <v:rect id="_x0000_i1073" style="width:0;height:1.5pt" o:hralign="center" o:hrstd="t" o:hr="t" fillcolor="#a0a0a0" stroked="f"/>
         </w:pict>
       </w:r>
     </w:p>
@@ -9364,7 +9364,7 @@
           <w:lang w:eastAsia="en-IN"/>
         </w:rPr>
         <w:pict>
-          <v:rect id="_x0000_i1074" style="width:0;height:1.5pt" o:hralign="center" o:hrstd="t" o:hr="t" fillcolor="#a0a0a0" stroked="f"/>
+          <v:rect id="_x0000_i1073" style="width:0;height:1.5pt" o:hralign="center" o:hrstd="t" o:hr="t" fillcolor="#a0a0a0" stroked="f"/>
         </w:pict>
       </w:r>
     </w:p>
@@ -9531,7 +9531,7 @@
           <w:lang w:eastAsia="en-IN"/>
         </w:rPr>
         <w:pict>
-          <v:rect id="_x0000_i1075" style="width:0;height:1.5pt" o:hralign="center" o:hrstd="t" o:hr="t" fillcolor="#a0a0a0" stroked="f"/>
+          <v:rect id="_x0000_i1074" style="width:0;height:1.5pt" o:hralign="center" o:hrstd="t" o:hr="t" fillcolor="#a0a0a0" stroked="f"/>
         </w:pict>
       </w:r>
     </w:p>
@@ -9863,6 +9863,133 @@
           <w:lang w:eastAsia="en-IN"/>
         </w:rPr>
         <w:pict>
+          <v:rect id="_x0000_i1075" style="width:0;height:1.5pt" o:hralign="center" o:hrstd="t" o:hr="t" fillcolor="#a0a0a0" stroked="f"/>
+        </w:pict>
+      </w:r>
+    </w:p>
+    <w:p>
+      <w:pPr>
+        <w:spacing w:before="100" w:beforeAutospacing="1" w:after="100" w:afterAutospacing="1" w:line="240" w:lineRule="auto"/>
+        <w:outlineLvl w:val="1"/>
+        <w:rPr>
+          <w:rFonts w:ascii="Times New Roman" w:eastAsia="Times New Roman" w:hAnsi="Times New Roman" w:cs="Times New Roman"/>
+          <w:b/>
+          <w:bCs/>
+          <w:sz w:val="36"/>
+          <w:szCs w:val="36"/>
+          <w:lang w:eastAsia="en-IN"/>
+        </w:rPr>
+      </w:pPr>
+      <w:r>
+        <w:rPr>
+          <w:rFonts w:ascii="Times New Roman" w:eastAsia="Times New Roman" w:hAnsi="Times New Roman" w:cs="Times New Roman"/>
+          <w:b/>
+          <w:bCs/>
+          <w:sz w:val="36"/>
+          <w:szCs w:val="36"/>
+          <w:lang w:eastAsia="en-IN"/>
+        </w:rPr>
+        <w:t>Retention Strategies</w:t>
+      </w:r>
+    </w:p>
+    <w:p>
+      <w:pPr>
+        <w:spacing w:before="100" w:beforeAutospacing="1" w:after="100" w:afterAutospacing="1" w:line="240" w:lineRule="auto"/>
+        <w:rPr>
+          <w:rFonts w:ascii="Times New Roman" w:eastAsia="Times New Roman" w:hAnsi="Times New Roman" w:cs="Times New Roman"/>
+          <w:sz w:val="24"/>
+          <w:szCs w:val="24"/>
+          <w:lang w:eastAsia="en-IN"/>
+        </w:rPr>
+      </w:pPr>
+      <w:r>
+        <w:rPr>
+          <w:rFonts w:ascii="Times New Roman" w:eastAsia="Times New Roman" w:hAnsi="Times New Roman" w:cs="Times New Roman"/>
+          <w:sz w:val="24"/>
+          <w:szCs w:val="24"/>
+          <w:lang w:eastAsia="en-IN"/>
+        </w:rPr>
+        <w:t>Examples:</w:t>
+      </w:r>
+    </w:p>
+    <w:p>
+      <w:pPr>
+        <w:spacing w:before="100" w:beforeAutospacing="1" w:after="100" w:afterAutospacing="1" w:line="240" w:lineRule="auto"/>
+        <w:rPr>
+          <w:rFonts w:ascii="Times New Roman" w:eastAsia="Times New Roman" w:hAnsi="Times New Roman" w:cs="Times New Roman"/>
+          <w:sz w:val="24"/>
+          <w:szCs w:val="24"/>
+          <w:lang w:eastAsia="en-IN"/>
+        </w:rPr>
+      </w:pPr>
+      <w:r>
+        <w:rPr>
+          <w:rFonts w:ascii="Times New Roman" w:eastAsia="Times New Roman" w:hAnsi="Times New Roman" w:cs="Times New Roman"/>
+          <w:sz w:val="24"/>
+          <w:szCs w:val="24"/>
+          <w:lang w:eastAsia="en-IN"/>
+        </w:rPr>
+        <w:t>High risk customers → targeted discounts</w:t>
+      </w:r>
+    </w:p>
+    <w:p>
+      <w:pPr>
+        <w:spacing w:before="100" w:beforeAutospacing="1" w:after="100" w:afterAutospacing="1" w:line="240" w:lineRule="auto"/>
+        <w:rPr>
+          <w:rFonts w:ascii="Times New Roman" w:eastAsia="Times New Roman" w:hAnsi="Times New Roman" w:cs="Times New Roman"/>
+          <w:sz w:val="24"/>
+          <w:szCs w:val="24"/>
+          <w:lang w:eastAsia="en-IN"/>
+        </w:rPr>
+      </w:pPr>
+      <w:r>
+        <w:rPr>
+          <w:rFonts w:ascii="Times New Roman" w:eastAsia="Times New Roman" w:hAnsi="Times New Roman" w:cs="Times New Roman"/>
+          <w:sz w:val="24"/>
+          <w:szCs w:val="24"/>
+          <w:lang w:eastAsia="en-IN"/>
+        </w:rPr>
+        <w:t>Month-to-month customers → contract migration offers</w:t>
+      </w:r>
+    </w:p>
+    <w:p>
+      <w:pPr>
+        <w:spacing w:before="100" w:beforeAutospacing="1" w:after="100" w:afterAutospacing="1" w:line="240" w:lineRule="auto"/>
+        <w:rPr>
+          <w:rFonts w:ascii="Times New Roman" w:eastAsia="Times New Roman" w:hAnsi="Times New Roman" w:cs="Times New Roman"/>
+          <w:sz w:val="24"/>
+          <w:szCs w:val="24"/>
+          <w:lang w:eastAsia="en-IN"/>
+        </w:rPr>
+      </w:pPr>
+      <w:r>
+        <w:rPr>
+          <w:rFonts w:ascii="Times New Roman" w:eastAsia="Times New Roman" w:hAnsi="Times New Roman" w:cs="Times New Roman"/>
+          <w:sz w:val="24"/>
+          <w:szCs w:val="24"/>
+          <w:lang w:eastAsia="en-IN"/>
+        </w:rPr>
+        <w:t>High value customers → loyalty incentives</w:t>
+      </w:r>
+    </w:p>
+    <w:p>
+      <w:pPr>
+        <w:spacing w:after="0" w:line="240" w:lineRule="auto"/>
+        <w:rPr>
+          <w:rFonts w:ascii="Times New Roman" w:eastAsia="Times New Roman" w:hAnsi="Times New Roman" w:cs="Times New Roman"/>
+          <w:sz w:val="24"/>
+          <w:szCs w:val="24"/>
+          <w:lang w:eastAsia="en-IN"/>
+        </w:rPr>
+      </w:pPr>
+      <w:r>
+        <w:rPr>
+          <w:rFonts w:ascii="Times New Roman" w:eastAsia="Times New Roman" w:hAnsi="Times New Roman" w:cs="Times New Roman"/>
+          <w:sz w:val="24"/>
+          <w:szCs w:val="24"/>
+          <w:lang w:eastAsia="en-IN"/>
+        </w:rPr>
+        <w:pict>
           <v:rect id="_x0000_i1076" style="width:0;height:1.5pt" o:hralign="center" o:hrstd="t" o:hr="t" fillcolor="#a0a0a0" stroked="f"/>
         </w:pict>
       </w:r>
@@ -9870,106 +9997,113 @@
     <w:p>
       <w:pPr>
         <w:spacing w:before="100" w:beforeAutospacing="1" w:after="100" w:afterAutospacing="1" w:line="240" w:lineRule="auto"/>
-        <w:outlineLvl w:val="1"/>
-        <w:rPr>
-          <w:rFonts w:ascii="Times New Roman" w:eastAsia="Times New Roman" w:hAnsi="Times New Roman" w:cs="Times New Roman"/>
-          <w:b/>
-          <w:bCs/>
-          <w:sz w:val="36"/>
-          <w:szCs w:val="36"/>
-          <w:lang w:eastAsia="en-IN"/>
-        </w:rPr>
-      </w:pPr>
-      <w:r>
-        <w:rPr>
-          <w:rFonts w:ascii="Times New Roman" w:eastAsia="Times New Roman" w:hAnsi="Times New Roman" w:cs="Times New Roman"/>
-          <w:b/>
-          <w:bCs/>
-          <w:sz w:val="36"/>
-          <w:szCs w:val="36"/>
-          <w:lang w:eastAsia="en-IN"/>
-        </w:rPr>
-        <w:t>Retention Strategies</w:t>
-      </w:r>
-    </w:p>
-    <w:p>
-      <w:pPr>
-        <w:spacing w:before="100" w:beforeAutospacing="1" w:after="100" w:afterAutospacing="1" w:line="240" w:lineRule="auto"/>
-        <w:rPr>
-          <w:rFonts w:ascii="Times New Roman" w:eastAsia="Times New Roman" w:hAnsi="Times New Roman" w:cs="Times New Roman"/>
-          <w:sz w:val="24"/>
-          <w:szCs w:val="24"/>
-          <w:lang w:eastAsia="en-IN"/>
-        </w:rPr>
-      </w:pPr>
-      <w:r>
-        <w:rPr>
-          <w:rFonts w:ascii="Times New Roman" w:eastAsia="Times New Roman" w:hAnsi="Times New Roman" w:cs="Times New Roman"/>
-          <w:sz w:val="24"/>
-          <w:szCs w:val="24"/>
-          <w:lang w:eastAsia="en-IN"/>
-        </w:rPr>
-        <w:t>Examples:</w:t>
-      </w:r>
-    </w:p>
-    <w:p>
-      <w:pPr>
-        <w:spacing w:before="100" w:beforeAutospacing="1" w:after="100" w:afterAutospacing="1" w:line="240" w:lineRule="auto"/>
-        <w:rPr>
-          <w:rFonts w:ascii="Times New Roman" w:eastAsia="Times New Roman" w:hAnsi="Times New Roman" w:cs="Times New Roman"/>
-          <w:sz w:val="24"/>
-          <w:szCs w:val="24"/>
-          <w:lang w:eastAsia="en-IN"/>
-        </w:rPr>
-      </w:pPr>
-      <w:r>
-        <w:rPr>
-          <w:rFonts w:ascii="Times New Roman" w:eastAsia="Times New Roman" w:hAnsi="Times New Roman" w:cs="Times New Roman"/>
-          <w:sz w:val="24"/>
-          <w:szCs w:val="24"/>
-          <w:lang w:eastAsia="en-IN"/>
-        </w:rPr>
-        <w:t>High risk customers → targeted discounts</w:t>
-      </w:r>
-    </w:p>
-    <w:p>
-      <w:pPr>
-        <w:spacing w:before="100" w:beforeAutospacing="1" w:after="100" w:afterAutospacing="1" w:line="240" w:lineRule="auto"/>
-        <w:rPr>
-          <w:rFonts w:ascii="Times New Roman" w:eastAsia="Times New Roman" w:hAnsi="Times New Roman" w:cs="Times New Roman"/>
-          <w:sz w:val="24"/>
-          <w:szCs w:val="24"/>
-          <w:lang w:eastAsia="en-IN"/>
-        </w:rPr>
-      </w:pPr>
-      <w:r>
-        <w:rPr>
-          <w:rFonts w:ascii="Times New Roman" w:eastAsia="Times New Roman" w:hAnsi="Times New Roman" w:cs="Times New Roman"/>
-          <w:sz w:val="24"/>
-          <w:szCs w:val="24"/>
-          <w:lang w:eastAsia="en-IN"/>
-        </w:rPr>
-        <w:t>Month-to-month customers → contract migration offers</w:t>
-      </w:r>
-    </w:p>
-    <w:p>
-      <w:pPr>
-        <w:spacing w:before="100" w:beforeAutospacing="1" w:after="100" w:afterAutospacing="1" w:line="240" w:lineRule="auto"/>
-        <w:rPr>
-          <w:rFonts w:ascii="Times New Roman" w:eastAsia="Times New Roman" w:hAnsi="Times New Roman" w:cs="Times New Roman"/>
-          <w:sz w:val="24"/>
-          <w:szCs w:val="24"/>
-          <w:lang w:eastAsia="en-IN"/>
-        </w:rPr>
-      </w:pPr>
-      <w:r>
-        <w:rPr>
-          <w:rFonts w:ascii="Times New Roman" w:eastAsia="Times New Roman" w:hAnsi="Times New Roman" w:cs="Times New Roman"/>
-          <w:sz w:val="24"/>
-          <w:szCs w:val="24"/>
-          <w:lang w:eastAsia="en-IN"/>
-        </w:rPr>
-        <w:t>High value customers → loyalty incentives</w:t>
+        <w:outlineLvl w:val="0"/>
+        <w:rPr>
+          <w:rFonts w:ascii="Times New Roman" w:eastAsia="Times New Roman" w:hAnsi="Times New Roman" w:cs="Times New Roman"/>
+          <w:b/>
+          <w:bCs/>
+          <w:kern w:val="36"/>
+          <w:sz w:val="48"/>
+          <w:szCs w:val="48"/>
+          <w:lang w:eastAsia="en-IN"/>
+        </w:rPr>
+      </w:pPr>
+      <w:r>
+        <w:rPr>
+          <w:rFonts w:ascii="Times New Roman" w:eastAsia="Times New Roman" w:hAnsi="Times New Roman" w:cs="Times New Roman"/>
+          <w:b/>
+          <w:bCs/>
+          <w:kern w:val="36"/>
+          <w:sz w:val="48"/>
+          <w:szCs w:val="48"/>
+          <w:lang w:eastAsia="en-IN"/>
+        </w:rPr>
+        <w:t>11. Project Deliverables</w:t>
+      </w:r>
+    </w:p>
+    <w:p>
+      <w:pPr>
+        <w:spacing w:before="100" w:beforeAutospacing="1" w:after="100" w:afterAutospacing="1" w:line="240" w:lineRule="auto"/>
+        <w:rPr>
+          <w:rFonts w:ascii="Times New Roman" w:eastAsia="Times New Roman" w:hAnsi="Times New Roman" w:cs="Times New Roman"/>
+          <w:sz w:val="24"/>
+          <w:szCs w:val="24"/>
+          <w:lang w:eastAsia="en-IN"/>
+        </w:rPr>
+      </w:pPr>
+      <w:r>
+        <w:rPr>
+          <w:rFonts w:ascii="Times New Roman" w:eastAsia="Times New Roman" w:hAnsi="Times New Roman" w:cs="Times New Roman"/>
+          <w:sz w:val="24"/>
+          <w:szCs w:val="24"/>
+          <w:lang w:eastAsia="en-IN"/>
+        </w:rPr>
+        <w:t>At completion the project should include:</w:t>
+      </w:r>
+    </w:p>
+    <w:p>
+      <w:pPr>
+        <w:spacing w:before="100" w:beforeAutospacing="1" w:after="100" w:afterAutospacing="1" w:line="240" w:lineRule="auto"/>
+        <w:outlineLvl w:val="2"/>
+        <w:rPr>
+          <w:rFonts w:ascii="Times New Roman" w:eastAsia="Times New Roman" w:hAnsi="Times New Roman" w:cs="Times New Roman"/>
+          <w:b/>
+          <w:bCs/>
+          <w:sz w:val="27"/>
+          <w:szCs w:val="27"/>
+          <w:lang w:eastAsia="en-IN"/>
+        </w:rPr>
+      </w:pPr>
+      <w:r>
+        <w:rPr>
+          <w:rFonts w:ascii="Times New Roman" w:eastAsia="Times New Roman" w:hAnsi="Times New Roman" w:cs="Times New Roman"/>
+          <w:b/>
+          <w:bCs/>
+          <w:sz w:val="27"/>
+          <w:szCs w:val="27"/>
+          <w:lang w:eastAsia="en-IN"/>
+        </w:rPr>
+        <w:t>Clean Dataset</w:t>
+      </w:r>
+    </w:p>
+    <w:p>
+      <w:pPr>
+        <w:spacing w:before="100" w:beforeAutospacing="1" w:after="100" w:afterAutospacing="1" w:line="240" w:lineRule="auto"/>
+        <w:rPr>
+          <w:rFonts w:ascii="Times New Roman" w:eastAsia="Times New Roman" w:hAnsi="Times New Roman" w:cs="Times New Roman"/>
+          <w:sz w:val="24"/>
+          <w:szCs w:val="24"/>
+          <w:lang w:eastAsia="en-IN"/>
+        </w:rPr>
+      </w:pPr>
+      <w:r>
+        <w:rPr>
+          <w:rFonts w:ascii="Times New Roman" w:eastAsia="Times New Roman" w:hAnsi="Times New Roman" w:cs="Times New Roman"/>
+          <w:sz w:val="24"/>
+          <w:szCs w:val="24"/>
+          <w:lang w:eastAsia="en-IN"/>
+        </w:rPr>
+        <w:t xml:space="preserve">Processed data ready for </w:t>
+      </w:r>
+      <w:proofErr w:type="spellStart"/>
+      <w:r>
+        <w:rPr>
+          <w:rFonts w:ascii="Times New Roman" w:eastAsia="Times New Roman" w:hAnsi="Times New Roman" w:cs="Times New Roman"/>
+          <w:sz w:val="24"/>
+          <w:szCs w:val="24"/>
+          <w:lang w:eastAsia="en-IN"/>
+        </w:rPr>
+        <w:t>modeling</w:t>
+      </w:r>
+      <w:proofErr w:type="spellEnd"/>
+      <w:r>
+        <w:rPr>
+          <w:rFonts w:ascii="Times New Roman" w:eastAsia="Times New Roman" w:hAnsi="Times New Roman" w:cs="Times New Roman"/>
+          <w:sz w:val="24"/>
+          <w:szCs w:val="24"/>
+          <w:lang w:eastAsia="en-IN"/>
+        </w:rPr>
+        <w:t>.</w:t>
       </w:r>
     </w:p>
     <w:p>
@@ -9997,53 +10131,6 @@
     <w:p>
       <w:pPr>
         <w:spacing w:before="100" w:beforeAutospacing="1" w:after="100" w:afterAutospacing="1" w:line="240" w:lineRule="auto"/>
-        <w:outlineLvl w:val="0"/>
-        <w:rPr>
-          <w:rFonts w:ascii="Times New Roman" w:eastAsia="Times New Roman" w:hAnsi="Times New Roman" w:cs="Times New Roman"/>
-          <w:b/>
-          <w:bCs/>
-          <w:kern w:val="36"/>
-          <w:sz w:val="48"/>
-          <w:szCs w:val="48"/>
-          <w:lang w:eastAsia="en-IN"/>
-        </w:rPr>
-      </w:pPr>
-      <w:r>
-        <w:rPr>
-          <w:rFonts w:ascii="Times New Roman" w:eastAsia="Times New Roman" w:hAnsi="Times New Roman" w:cs="Times New Roman"/>
-          <w:b/>
-          <w:bCs/>
-          <w:kern w:val="36"/>
-          <w:sz w:val="48"/>
-          <w:szCs w:val="48"/>
-          <w:lang w:eastAsia="en-IN"/>
-        </w:rPr>
-        <w:t>11. Project Deliverables</w:t>
-      </w:r>
-    </w:p>
-    <w:p>
-      <w:pPr>
-        <w:spacing w:before="100" w:beforeAutospacing="1" w:after="100" w:afterAutospacing="1" w:line="240" w:lineRule="auto"/>
-        <w:rPr>
-          <w:rFonts w:ascii="Times New Roman" w:eastAsia="Times New Roman" w:hAnsi="Times New Roman" w:cs="Times New Roman"/>
-          <w:sz w:val="24"/>
-          <w:szCs w:val="24"/>
-          <w:lang w:eastAsia="en-IN"/>
-        </w:rPr>
-      </w:pPr>
-      <w:r>
-        <w:rPr>
-          <w:rFonts w:ascii="Times New Roman" w:eastAsia="Times New Roman" w:hAnsi="Times New Roman" w:cs="Times New Roman"/>
-          <w:sz w:val="24"/>
-          <w:szCs w:val="24"/>
-          <w:lang w:eastAsia="en-IN"/>
-        </w:rPr>
-        <w:t>At completion the project should include:</w:t>
-      </w:r>
-    </w:p>
-    <w:p>
-      <w:pPr>
-        <w:spacing w:before="100" w:beforeAutospacing="1" w:after="100" w:afterAutospacing="1" w:line="240" w:lineRule="auto"/>
         <w:outlineLvl w:val="2"/>
         <w:rPr>
           <w:rFonts w:ascii="Times New Roman" w:eastAsia="Times New Roman" w:hAnsi="Times New Roman" w:cs="Times New Roman"/>
@@ -10063,47 +10150,27 @@
           <w:szCs w:val="27"/>
           <w:lang w:eastAsia="en-IN"/>
         </w:rPr>
-        <w:t>Clean Dataset</w:t>
-      </w:r>
-    </w:p>
-    <w:p>
-      <w:pPr>
-        <w:spacing w:before="100" w:beforeAutospacing="1" w:after="100" w:afterAutospacing="1" w:line="240" w:lineRule="auto"/>
-        <w:rPr>
-          <w:rFonts w:ascii="Times New Roman" w:eastAsia="Times New Roman" w:hAnsi="Times New Roman" w:cs="Times New Roman"/>
-          <w:sz w:val="24"/>
-          <w:szCs w:val="24"/>
-          <w:lang w:eastAsia="en-IN"/>
-        </w:rPr>
-      </w:pPr>
-      <w:r>
-        <w:rPr>
-          <w:rFonts w:ascii="Times New Roman" w:eastAsia="Times New Roman" w:hAnsi="Times New Roman" w:cs="Times New Roman"/>
-          <w:sz w:val="24"/>
-          <w:szCs w:val="24"/>
-          <w:lang w:eastAsia="en-IN"/>
-        </w:rPr>
-        <w:t xml:space="preserve">Processed data ready for </w:t>
-      </w:r>
-      <w:proofErr w:type="spellStart"/>
-      <w:r>
-        <w:rPr>
-          <w:rFonts w:ascii="Times New Roman" w:eastAsia="Times New Roman" w:hAnsi="Times New Roman" w:cs="Times New Roman"/>
-          <w:sz w:val="24"/>
-          <w:szCs w:val="24"/>
-          <w:lang w:eastAsia="en-IN"/>
-        </w:rPr>
-        <w:t>modeling</w:t>
-      </w:r>
-      <w:proofErr w:type="spellEnd"/>
-      <w:r>
-        <w:rPr>
-          <w:rFonts w:ascii="Times New Roman" w:eastAsia="Times New Roman" w:hAnsi="Times New Roman" w:cs="Times New Roman"/>
-          <w:sz w:val="24"/>
-          <w:szCs w:val="24"/>
-          <w:lang w:eastAsia="en-IN"/>
-        </w:rPr>
-        <w:t>.</w:t>
+        <w:t>EDA Report</w:t>
+      </w:r>
+    </w:p>
+    <w:p>
+      <w:pPr>
+        <w:spacing w:before="100" w:beforeAutospacing="1" w:after="100" w:afterAutospacing="1" w:line="240" w:lineRule="auto"/>
+        <w:rPr>
+          <w:rFonts w:ascii="Times New Roman" w:eastAsia="Times New Roman" w:hAnsi="Times New Roman" w:cs="Times New Roman"/>
+          <w:sz w:val="24"/>
+          <w:szCs w:val="24"/>
+          <w:lang w:eastAsia="en-IN"/>
+        </w:rPr>
+      </w:pPr>
+      <w:r>
+        <w:rPr>
+          <w:rFonts w:ascii="Times New Roman" w:eastAsia="Times New Roman" w:hAnsi="Times New Roman" w:cs="Times New Roman"/>
+          <w:sz w:val="24"/>
+          <w:szCs w:val="24"/>
+          <w:lang w:eastAsia="en-IN"/>
+        </w:rPr>
+        <w:t>Insights and visualizations.</w:t>
       </w:r>
     </w:p>
     <w:p>
@@ -10150,30 +10217,28 @@
           <w:szCs w:val="27"/>
           <w:lang w:eastAsia="en-IN"/>
         </w:rPr>
-        <w:t>EDA Report</w:t>
-      </w:r>
-    </w:p>
-    <w:p>
-      <w:pPr>
-        <w:spacing w:before="100" w:beforeAutospacing="1" w:after="100" w:afterAutospacing="1" w:line="240" w:lineRule="auto"/>
-        <w:rPr>
-          <w:rFonts w:ascii="Times New Roman" w:eastAsia="Times New Roman" w:hAnsi="Times New Roman" w:cs="Times New Roman"/>
-          <w:sz w:val="24"/>
-          <w:szCs w:val="24"/>
-          <w:lang w:eastAsia="en-IN"/>
-        </w:rPr>
-      </w:pPr>
-      <w:r>
-        <w:rPr>
-          <w:rFonts w:ascii="Times New Roman" w:eastAsia="Times New Roman" w:hAnsi="Times New Roman" w:cs="Times New Roman"/>
-          <w:sz w:val="24"/>
-          <w:szCs w:val="24"/>
-          <w:lang w:eastAsia="en-IN"/>
-        </w:rPr>
-        <w:t>Insights and visualizations.</w:t>
-      </w:r>
-      <w:bookmarkStart w:id="0" w:name="_GoBack"/>
-      <w:bookmarkEnd w:id="0"/>
+        <w:t>Feature Engineering Pipeline</w:t>
+      </w:r>
+    </w:p>
+    <w:p>
+      <w:pPr>
+        <w:spacing w:before="100" w:beforeAutospacing="1" w:after="100" w:afterAutospacing="1" w:line="240" w:lineRule="auto"/>
+        <w:rPr>
+          <w:rFonts w:ascii="Times New Roman" w:eastAsia="Times New Roman" w:hAnsi="Times New Roman" w:cs="Times New Roman"/>
+          <w:sz w:val="24"/>
+          <w:szCs w:val="24"/>
+          <w:lang w:eastAsia="en-IN"/>
+        </w:rPr>
+      </w:pPr>
+      <w:r>
+        <w:rPr>
+          <w:rFonts w:ascii="Times New Roman" w:eastAsia="Times New Roman" w:hAnsi="Times New Roman" w:cs="Times New Roman"/>
+          <w:sz w:val="24"/>
+          <w:szCs w:val="24"/>
+          <w:lang w:eastAsia="en-IN"/>
+        </w:rPr>
+        <w:t>Documented transformations.</w:t>
+      </w:r>
     </w:p>
     <w:p>
       <w:pPr>
@@ -10194,73 +10259,6 @@
         </w:rPr>
         <w:pict>
           <v:rect id="_x0000_i1079" style="width:0;height:1.5pt" o:hralign="center" o:hrstd="t" o:hr="t" fillcolor="#a0a0a0" stroked="f"/>
-        </w:pict>
-      </w:r>
-    </w:p>
-    <w:p>
-      <w:pPr>
-        <w:spacing w:before="100" w:beforeAutospacing="1" w:after="100" w:afterAutospacing="1" w:line="240" w:lineRule="auto"/>
-        <w:outlineLvl w:val="2"/>
-        <w:rPr>
-          <w:rFonts w:ascii="Times New Roman" w:eastAsia="Times New Roman" w:hAnsi="Times New Roman" w:cs="Times New Roman"/>
-          <w:b/>
-          <w:bCs/>
-          <w:sz w:val="27"/>
-          <w:szCs w:val="27"/>
-          <w:lang w:eastAsia="en-IN"/>
-        </w:rPr>
-      </w:pPr>
-      <w:r>
-        <w:rPr>
-          <w:rFonts w:ascii="Times New Roman" w:eastAsia="Times New Roman" w:hAnsi="Times New Roman" w:cs="Times New Roman"/>
-          <w:b/>
-          <w:bCs/>
-          <w:sz w:val="27"/>
-          <w:szCs w:val="27"/>
-          <w:lang w:eastAsia="en-IN"/>
-        </w:rPr>
-        <w:t>Feature Engineering Pipeline</w:t>
-      </w:r>
-    </w:p>
-    <w:p>
-      <w:pPr>
-        <w:spacing w:before="100" w:beforeAutospacing="1" w:after="100" w:afterAutospacing="1" w:line="240" w:lineRule="auto"/>
-        <w:rPr>
-          <w:rFonts w:ascii="Times New Roman" w:eastAsia="Times New Roman" w:hAnsi="Times New Roman" w:cs="Times New Roman"/>
-          <w:sz w:val="24"/>
-          <w:szCs w:val="24"/>
-          <w:lang w:eastAsia="en-IN"/>
-        </w:rPr>
-      </w:pPr>
-      <w:r>
-        <w:rPr>
-          <w:rFonts w:ascii="Times New Roman" w:eastAsia="Times New Roman" w:hAnsi="Times New Roman" w:cs="Times New Roman"/>
-          <w:sz w:val="24"/>
-          <w:szCs w:val="24"/>
-          <w:lang w:eastAsia="en-IN"/>
-        </w:rPr>
-        <w:t>Documented transformations.</w:t>
-      </w:r>
-    </w:p>
-    <w:p>
-      <w:pPr>
-        <w:spacing w:after="0" w:line="240" w:lineRule="auto"/>
-        <w:rPr>
-          <w:rFonts w:ascii="Times New Roman" w:eastAsia="Times New Roman" w:hAnsi="Times New Roman" w:cs="Times New Roman"/>
-          <w:sz w:val="24"/>
-          <w:szCs w:val="24"/>
-          <w:lang w:eastAsia="en-IN"/>
-        </w:rPr>
-      </w:pPr>
-      <w:r>
-        <w:rPr>
-          <w:rFonts w:ascii="Times New Roman" w:eastAsia="Times New Roman" w:hAnsi="Times New Roman" w:cs="Times New Roman"/>
-          <w:sz w:val="24"/>
-          <w:szCs w:val="24"/>
-          <w:lang w:eastAsia="en-IN"/>
-        </w:rPr>
-        <w:pict>
-          <v:rect id="_x0000_i1080" style="width:0;height:1.5pt" o:hralign="center" o:hrstd="t" o:hr="t" fillcolor="#a0a0a0" stroked="f"/>
         </w:pict>
       </w:r>
     </w:p>
@@ -10388,6 +10386,73 @@
         </w:rPr>
         <w:lastRenderedPageBreak/>
         <w:pict>
+          <v:rect id="_x0000_i1080" style="width:0;height:1.5pt" o:hralign="center" o:hrstd="t" o:hr="t" fillcolor="#a0a0a0" stroked="f"/>
+        </w:pict>
+      </w:r>
+    </w:p>
+    <w:p>
+      <w:pPr>
+        <w:spacing w:before="100" w:beforeAutospacing="1" w:after="100" w:afterAutospacing="1" w:line="240" w:lineRule="auto"/>
+        <w:outlineLvl w:val="2"/>
+        <w:rPr>
+          <w:rFonts w:ascii="Times New Roman" w:eastAsia="Times New Roman" w:hAnsi="Times New Roman" w:cs="Times New Roman"/>
+          <w:b/>
+          <w:bCs/>
+          <w:sz w:val="27"/>
+          <w:szCs w:val="27"/>
+          <w:lang w:eastAsia="en-IN"/>
+        </w:rPr>
+      </w:pPr>
+      <w:r>
+        <w:rPr>
+          <w:rFonts w:ascii="Times New Roman" w:eastAsia="Times New Roman" w:hAnsi="Times New Roman" w:cs="Times New Roman"/>
+          <w:b/>
+          <w:bCs/>
+          <w:sz w:val="27"/>
+          <w:szCs w:val="27"/>
+          <w:lang w:eastAsia="en-IN"/>
+        </w:rPr>
+        <w:t>Model Evaluation Report</w:t>
+      </w:r>
+    </w:p>
+    <w:p>
+      <w:pPr>
+        <w:spacing w:before="100" w:beforeAutospacing="1" w:after="100" w:afterAutospacing="1" w:line="240" w:lineRule="auto"/>
+        <w:rPr>
+          <w:rFonts w:ascii="Times New Roman" w:eastAsia="Times New Roman" w:hAnsi="Times New Roman" w:cs="Times New Roman"/>
+          <w:sz w:val="24"/>
+          <w:szCs w:val="24"/>
+          <w:lang w:eastAsia="en-IN"/>
+        </w:rPr>
+      </w:pPr>
+      <w:r>
+        <w:rPr>
+          <w:rFonts w:ascii="Times New Roman" w:eastAsia="Times New Roman" w:hAnsi="Times New Roman" w:cs="Times New Roman"/>
+          <w:sz w:val="24"/>
+          <w:szCs w:val="24"/>
+          <w:lang w:eastAsia="en-IN"/>
+        </w:rPr>
+        <w:t>Performance metrics and interpretation.</w:t>
+      </w:r>
+    </w:p>
+    <w:p>
+      <w:pPr>
+        <w:spacing w:after="0" w:line="240" w:lineRule="auto"/>
+        <w:rPr>
+          <w:rFonts w:ascii="Times New Roman" w:eastAsia="Times New Roman" w:hAnsi="Times New Roman" w:cs="Times New Roman"/>
+          <w:sz w:val="24"/>
+          <w:szCs w:val="24"/>
+          <w:lang w:eastAsia="en-IN"/>
+        </w:rPr>
+      </w:pPr>
+      <w:r>
+        <w:rPr>
+          <w:rFonts w:ascii="Times New Roman" w:eastAsia="Times New Roman" w:hAnsi="Times New Roman" w:cs="Times New Roman"/>
+          <w:sz w:val="24"/>
+          <w:szCs w:val="24"/>
+          <w:lang w:eastAsia="en-IN"/>
+        </w:rPr>
+        <w:pict>
           <v:rect id="_x0000_i1081" style="width:0;height:1.5pt" o:hralign="center" o:hrstd="t" o:hr="t" fillcolor="#a0a0a0" stroked="f"/>
         </w:pict>
       </w:r>
@@ -10414,27 +10479,27 @@
           <w:szCs w:val="27"/>
           <w:lang w:eastAsia="en-IN"/>
         </w:rPr>
-        <w:t>Model Evaluation Report</w:t>
-      </w:r>
-    </w:p>
-    <w:p>
-      <w:pPr>
-        <w:spacing w:before="100" w:beforeAutospacing="1" w:after="100" w:afterAutospacing="1" w:line="240" w:lineRule="auto"/>
-        <w:rPr>
-          <w:rFonts w:ascii="Times New Roman" w:eastAsia="Times New Roman" w:hAnsi="Times New Roman" w:cs="Times New Roman"/>
-          <w:sz w:val="24"/>
-          <w:szCs w:val="24"/>
-          <w:lang w:eastAsia="en-IN"/>
-        </w:rPr>
-      </w:pPr>
-      <w:r>
-        <w:rPr>
-          <w:rFonts w:ascii="Times New Roman" w:eastAsia="Times New Roman" w:hAnsi="Times New Roman" w:cs="Times New Roman"/>
-          <w:sz w:val="24"/>
-          <w:szCs w:val="24"/>
-          <w:lang w:eastAsia="en-IN"/>
-        </w:rPr>
-        <w:t>Performance metrics and interpretation.</w:t>
+        <w:t>Business Insights</w:t>
+      </w:r>
+    </w:p>
+    <w:p>
+      <w:pPr>
+        <w:spacing w:before="100" w:beforeAutospacing="1" w:after="100" w:afterAutospacing="1" w:line="240" w:lineRule="auto"/>
+        <w:rPr>
+          <w:rFonts w:ascii="Times New Roman" w:eastAsia="Times New Roman" w:hAnsi="Times New Roman" w:cs="Times New Roman"/>
+          <w:sz w:val="24"/>
+          <w:szCs w:val="24"/>
+          <w:lang w:eastAsia="en-IN"/>
+        </w:rPr>
+      </w:pPr>
+      <w:r>
+        <w:rPr>
+          <w:rFonts w:ascii="Times New Roman" w:eastAsia="Times New Roman" w:hAnsi="Times New Roman" w:cs="Times New Roman"/>
+          <w:sz w:val="24"/>
+          <w:szCs w:val="24"/>
+          <w:lang w:eastAsia="en-IN"/>
+        </w:rPr>
+        <w:t>Actionable recommendations.</w:t>
       </w:r>
     </w:p>
     <w:p>
@@ -10456,73 +10521,6 @@
         </w:rPr>
         <w:pict>
           <v:rect id="_x0000_i1082" style="width:0;height:1.5pt" o:hralign="center" o:hrstd="t" o:hr="t" fillcolor="#a0a0a0" stroked="f"/>
-        </w:pict>
-      </w:r>
-    </w:p>
-    <w:p>
-      <w:pPr>
-        <w:spacing w:before="100" w:beforeAutospacing="1" w:after="100" w:afterAutospacing="1" w:line="240" w:lineRule="auto"/>
-        <w:outlineLvl w:val="2"/>
-        <w:rPr>
-          <w:rFonts w:ascii="Times New Roman" w:eastAsia="Times New Roman" w:hAnsi="Times New Roman" w:cs="Times New Roman"/>
-          <w:b/>
-          <w:bCs/>
-          <w:sz w:val="27"/>
-          <w:szCs w:val="27"/>
-          <w:lang w:eastAsia="en-IN"/>
-        </w:rPr>
-      </w:pPr>
-      <w:r>
-        <w:rPr>
-          <w:rFonts w:ascii="Times New Roman" w:eastAsia="Times New Roman" w:hAnsi="Times New Roman" w:cs="Times New Roman"/>
-          <w:b/>
-          <w:bCs/>
-          <w:sz w:val="27"/>
-          <w:szCs w:val="27"/>
-          <w:lang w:eastAsia="en-IN"/>
-        </w:rPr>
-        <w:t>Business Insights</w:t>
-      </w:r>
-    </w:p>
-    <w:p>
-      <w:pPr>
-        <w:spacing w:before="100" w:beforeAutospacing="1" w:after="100" w:afterAutospacing="1" w:line="240" w:lineRule="auto"/>
-        <w:rPr>
-          <w:rFonts w:ascii="Times New Roman" w:eastAsia="Times New Roman" w:hAnsi="Times New Roman" w:cs="Times New Roman"/>
-          <w:sz w:val="24"/>
-          <w:szCs w:val="24"/>
-          <w:lang w:eastAsia="en-IN"/>
-        </w:rPr>
-      </w:pPr>
-      <w:r>
-        <w:rPr>
-          <w:rFonts w:ascii="Times New Roman" w:eastAsia="Times New Roman" w:hAnsi="Times New Roman" w:cs="Times New Roman"/>
-          <w:sz w:val="24"/>
-          <w:szCs w:val="24"/>
-          <w:lang w:eastAsia="en-IN"/>
-        </w:rPr>
-        <w:t>Actionable recommendations.</w:t>
-      </w:r>
-    </w:p>
-    <w:p>
-      <w:pPr>
-        <w:spacing w:after="0" w:line="240" w:lineRule="auto"/>
-        <w:rPr>
-          <w:rFonts w:ascii="Times New Roman" w:eastAsia="Times New Roman" w:hAnsi="Times New Roman" w:cs="Times New Roman"/>
-          <w:sz w:val="24"/>
-          <w:szCs w:val="24"/>
-          <w:lang w:eastAsia="en-IN"/>
-        </w:rPr>
-      </w:pPr>
-      <w:r>
-        <w:rPr>
-          <w:rFonts w:ascii="Times New Roman" w:eastAsia="Times New Roman" w:hAnsi="Times New Roman" w:cs="Times New Roman"/>
-          <w:sz w:val="24"/>
-          <w:szCs w:val="24"/>
-          <w:lang w:eastAsia="en-IN"/>
-        </w:rPr>
-        <w:pict>
-          <v:rect id="_x0000_i1083" style="width:0;height:1.5pt" o:hralign="center" o:hrstd="t" o:hr="t" fillcolor="#a0a0a0" stroked="f"/>
         </w:pict>
       </w:r>
     </w:p>
@@ -10672,7 +10670,7 @@
           <w:lang w:eastAsia="en-IN"/>
         </w:rPr>
         <w:pict>
-          <v:rect id="_x0000_i1084" style="width:0;height:1.5pt" o:hralign="center" o:hrstd="t" o:hr="t" fillcolor="#a0a0a0" stroked="f"/>
+          <v:rect id="_x0000_i1083" style="width:0;height:1.5pt" o:hralign="center" o:hrstd="t" o:hr="t" fillcolor="#a0a0a0" stroked="f"/>
         </w:pict>
       </w:r>
     </w:p>
@@ -10739,7 +10737,7 @@
           <w:lang w:eastAsia="en-IN"/>
         </w:rPr>
         <w:pict>
-          <v:rect id="_x0000_i1085" style="width:0;height:1.5pt" o:hralign="center" o:hrstd="t" o:hr="t" fillcolor="#a0a0a0" stroked="f"/>
+          <v:rect id="_x0000_i1084" style="width:0;height:1.5pt" o:hralign="center" o:hrstd="t" o:hr="t" fillcolor="#a0a0a0" stroked="f"/>
         </w:pict>
       </w:r>
     </w:p>
@@ -10902,7 +10900,7 @@
           <w:lang w:eastAsia="en-IN"/>
         </w:rPr>
         <w:pict>
-          <v:rect id="_x0000_i1086" style="width:0;height:1.5pt" o:hralign="center" o:hrstd="t" o:hr="t" fillcolor="#a0a0a0" stroked="f"/>
+          <v:rect id="_x0000_i1085" style="width:0;height:1.5pt" o:hralign="center" o:hrstd="t" o:hr="t" fillcolor="#a0a0a0" stroked="f"/>
         </w:pict>
       </w:r>
     </w:p>
@@ -10971,7 +10969,7 @@
           <w:lang w:eastAsia="en-IN"/>
         </w:rPr>
         <w:pict>
-          <v:rect id="_x0000_i1087" style="width:0;height:1.5pt" o:hralign="center" o:hrstd="t" o:hr="t" fillcolor="#a0a0a0" stroked="f"/>
+          <v:rect id="_x0000_i1086" style="width:0;height:1.5pt" o:hralign="center" o:hrstd="t" o:hr="t" fillcolor="#a0a0a0" stroked="f"/>
         </w:pict>
       </w:r>
     </w:p>
@@ -11087,7 +11085,7 @@
           <w:lang w:eastAsia="en-IN"/>
         </w:rPr>
         <w:pict>
-          <v:rect id="_x0000_i1088" style="width:0;height:1.5pt" o:hralign="center" o:hrstd="t" o:hr="t" fillcolor="#a0a0a0" stroked="f"/>
+          <v:rect id="_x0000_i1087" style="width:0;height:1.5pt" o:hralign="center" o:hrstd="t" o:hr="t" fillcolor="#a0a0a0" stroked="f"/>
         </w:pict>
       </w:r>
     </w:p>
@@ -11232,7 +11230,7 @@
           <w:lang w:eastAsia="en-IN"/>
         </w:rPr>
         <w:pict>
-          <v:rect id="_x0000_i1089" style="width:0;height:1.5pt" o:hralign="center" o:hrstd="t" o:hr="t" fillcolor="#a0a0a0" stroked="f"/>
+          <v:rect id="_x0000_i1088" style="width:0;height:1.5pt" o:hralign="center" o:hrstd="t" o:hr="t" fillcolor="#a0a0a0" stroked="f"/>
         </w:pict>
       </w:r>
     </w:p>
@@ -11369,7 +11367,7 @@
           <w:lang w:eastAsia="en-IN"/>
         </w:rPr>
         <w:pict>
-          <v:rect id="_x0000_i1090" style="width:0;height:1.5pt" o:hralign="center" o:hrstd="t" o:hr="t" fillcolor="#a0a0a0" stroked="f"/>
+          <v:rect id="_x0000_i1089" style="width:0;height:1.5pt" o:hralign="center" o:hrstd="t" o:hr="t" fillcolor="#a0a0a0" stroked="f"/>
         </w:pict>
       </w:r>
     </w:p>
@@ -11476,7 +11474,7 @@
           <w:lang w:eastAsia="en-IN"/>
         </w:rPr>
         <w:pict>
-          <v:rect id="_x0000_i1091" style="width:0;height:1.5pt" o:hralign="center" o:hrstd="t" o:hr="t" fillcolor="#a0a0a0" stroked="f"/>
+          <v:rect id="_x0000_i1090" style="width:0;height:1.5pt" o:hralign="center" o:hrstd="t" o:hr="t" fillcolor="#a0a0a0" stroked="f"/>
         </w:pict>
       </w:r>
     </w:p>
@@ -12662,7 +12660,7 @@
           <w:lang w:eastAsia="en-IN"/>
         </w:rPr>
         <w:pict>
-          <v:rect id="_x0000_i1092" style="width:0;height:1.5pt" o:hralign="center" o:hrstd="t" o:hr="t" fillcolor="#a0a0a0" stroked="f"/>
+          <v:rect id="_x0000_i1091" style="width:0;height:1.5pt" o:hralign="center" o:hrstd="t" o:hr="t" fillcolor="#a0a0a0" stroked="f"/>
         </w:pict>
       </w:r>
     </w:p>
@@ -12711,7 +12709,7 @@
           <w:lang w:eastAsia="en-IN"/>
         </w:rPr>
         <w:pict>
-          <v:rect id="_x0000_i1093" style="width:0;height:1.5pt" o:hralign="center" o:hrstd="t" o:hr="t" fillcolor="#a0a0a0" stroked="f"/>
+          <v:rect id="_x0000_i1092" style="width:0;height:1.5pt" o:hralign="center" o:hrstd="t" o:hr="t" fillcolor="#a0a0a0" stroked="f"/>
         </w:pict>
       </w:r>
     </w:p>
@@ -12850,7 +12848,7 @@
           <w:lang w:eastAsia="en-IN"/>
         </w:rPr>
         <w:pict>
-          <v:rect id="_x0000_i1094" style="width:0;height:1.5pt" o:hralign="center" o:hrstd="t" o:hr="t" fillcolor="#a0a0a0" stroked="f"/>
+          <v:rect id="_x0000_i1093" style="width:0;height:1.5pt" o:hralign="center" o:hrstd="t" o:hr="t" fillcolor="#a0a0a0" stroked="f"/>
         </w:pict>
       </w:r>
     </w:p>
@@ -13009,7 +13007,7 @@
           <w:lang w:eastAsia="en-IN"/>
         </w:rPr>
         <w:pict>
-          <v:rect id="_x0000_i1095" style="width:0;height:1.5pt" o:hralign="center" o:hrstd="t" o:hr="t" fillcolor="#a0a0a0" stroked="f"/>
+          <v:rect id="_x0000_i1094" style="width:0;height:1.5pt" o:hralign="center" o:hrstd="t" o:hr="t" fillcolor="#a0a0a0" stroked="f"/>
         </w:pict>
       </w:r>
     </w:p>
@@ -13169,7 +13167,7 @@
           <w:lang w:eastAsia="en-IN"/>
         </w:rPr>
         <w:pict>
-          <v:rect id="_x0000_i1096" style="width:0;height:1.5pt" o:hralign="center" o:hrstd="t" o:hr="t" fillcolor="#a0a0a0" stroked="f"/>
+          <v:rect id="_x0000_i1095" style="width:0;height:1.5pt" o:hralign="center" o:hrstd="t" o:hr="t" fillcolor="#a0a0a0" stroked="f"/>
         </w:pict>
       </w:r>
     </w:p>
@@ -13308,7 +13306,7 @@
           <w:lang w:eastAsia="en-IN"/>
         </w:rPr>
         <w:pict>
-          <v:rect id="_x0000_i1097" style="width:0;height:1.5pt" o:hralign="center" o:hrstd="t" o:hr="t" fillcolor="#a0a0a0" stroked="f"/>
+          <v:rect id="_x0000_i1096" style="width:0;height:1.5pt" o:hralign="center" o:hrstd="t" o:hr="t" fillcolor="#a0a0a0" stroked="f"/>
         </w:pict>
       </w:r>
     </w:p>
@@ -13447,7 +13445,7 @@
           <w:lang w:eastAsia="en-IN"/>
         </w:rPr>
         <w:pict>
-          <v:rect id="_x0000_i1098" style="width:0;height:1.5pt" o:hralign="center" o:hrstd="t" o:hr="t" fillcolor="#a0a0a0" stroked="f"/>
+          <v:rect id="_x0000_i1097" style="width:0;height:1.5pt" o:hralign="center" o:hrstd="t" o:hr="t" fillcolor="#a0a0a0" stroked="f"/>
         </w:pict>
       </w:r>
     </w:p>
@@ -13547,7 +13545,7 @@
           <w:lang w:eastAsia="en-IN"/>
         </w:rPr>
         <w:pict>
-          <v:rect id="_x0000_i1099" style="width:0;height:1.5pt" o:hralign="center" o:hrstd="t" o:hr="t" fillcolor="#a0a0a0" stroked="f"/>
+          <v:rect id="_x0000_i1098" style="width:0;height:1.5pt" o:hralign="center" o:hrstd="t" o:hr="t" fillcolor="#a0a0a0" stroked="f"/>
         </w:pict>
       </w:r>
     </w:p>
@@ -13686,7 +13684,7 @@
           <w:lang w:eastAsia="en-IN"/>
         </w:rPr>
         <w:pict>
-          <v:rect id="_x0000_i1100" style="width:0;height:1.5pt" o:hralign="center" o:hrstd="t" o:hr="t" fillcolor="#a0a0a0" stroked="f"/>
+          <v:rect id="_x0000_i1099" style="width:0;height:1.5pt" o:hralign="center" o:hrstd="t" o:hr="t" fillcolor="#a0a0a0" stroked="f"/>
         </w:pict>
       </w:r>
     </w:p>
@@ -13826,7 +13824,7 @@
           <w:lang w:eastAsia="en-IN"/>
         </w:rPr>
         <w:pict>
-          <v:rect id="_x0000_i1101" style="width:0;height:1.5pt" o:hralign="center" o:hrstd="t" o:hr="t" fillcolor="#a0a0a0" stroked="f"/>
+          <v:rect id="_x0000_i1100" style="width:0;height:1.5pt" o:hralign="center" o:hrstd="t" o:hr="t" fillcolor="#a0a0a0" stroked="f"/>
         </w:pict>
       </w:r>
     </w:p>
@@ -13965,7 +13963,7 @@
           <w:lang w:eastAsia="en-IN"/>
         </w:rPr>
         <w:pict>
-          <v:rect id="_x0000_i1102" style="width:0;height:1.5pt" o:hralign="center" o:hrstd="t" o:hr="t" fillcolor="#a0a0a0" stroked="f"/>
+          <v:rect id="_x0000_i1101" style="width:0;height:1.5pt" o:hralign="center" o:hrstd="t" o:hr="t" fillcolor="#a0a0a0" stroked="f"/>
         </w:pict>
       </w:r>
     </w:p>
@@ -14069,6 +14067,83 @@
           <w:lang w:eastAsia="en-IN"/>
         </w:rPr>
         <w:pict>
+          <v:rect id="_x0000_i1102" style="width:0;height:1.5pt" o:hralign="center" o:hrstd="t" o:hr="t" fillcolor="#a0a0a0" stroked="f"/>
+        </w:pict>
+      </w:r>
+    </w:p>
+    <w:p>
+      <w:pPr>
+        <w:spacing w:before="100" w:beforeAutospacing="1" w:after="100" w:afterAutospacing="1" w:line="240" w:lineRule="auto"/>
+        <w:outlineLvl w:val="2"/>
+        <w:rPr>
+          <w:rFonts w:ascii="Times New Roman" w:eastAsia="Times New Roman" w:hAnsi="Times New Roman" w:cs="Times New Roman"/>
+          <w:b/>
+          <w:bCs/>
+          <w:sz w:val="27"/>
+          <w:szCs w:val="27"/>
+          <w:lang w:eastAsia="en-IN"/>
+        </w:rPr>
+      </w:pPr>
+      <w:r>
+        <w:rPr>
+          <w:rFonts w:ascii="Times New Roman" w:eastAsia="Times New Roman" w:hAnsi="Times New Roman" w:cs="Times New Roman"/>
+          <w:b/>
+          <w:bCs/>
+          <w:sz w:val="27"/>
+          <w:szCs w:val="27"/>
+          <w:lang w:eastAsia="en-IN"/>
+        </w:rPr>
+        <w:t>Days 3–4</w:t>
+      </w:r>
+    </w:p>
+    <w:p>
+      <w:pPr>
+        <w:spacing w:before="100" w:beforeAutospacing="1" w:after="100" w:afterAutospacing="1" w:line="240" w:lineRule="auto"/>
+        <w:rPr>
+          <w:rFonts w:ascii="Times New Roman" w:eastAsia="Times New Roman" w:hAnsi="Times New Roman" w:cs="Times New Roman"/>
+          <w:sz w:val="24"/>
+          <w:szCs w:val="24"/>
+          <w:lang w:eastAsia="en-IN"/>
+        </w:rPr>
+      </w:pPr>
+      <w:r>
+        <w:rPr>
+          <w:rFonts w:ascii="Times New Roman" w:eastAsia="Times New Roman" w:hAnsi="Times New Roman" w:cs="Times New Roman"/>
+          <w:sz w:val="24"/>
+          <w:szCs w:val="24"/>
+          <w:lang w:eastAsia="en-IN"/>
+        </w:rPr>
+        <w:t>Data cleaning</w:t>
+      </w:r>
+      <w:r>
+        <w:rPr>
+          <w:rFonts w:ascii="Times New Roman" w:eastAsia="Times New Roman" w:hAnsi="Times New Roman" w:cs="Times New Roman"/>
+          <w:sz w:val="24"/>
+          <w:szCs w:val="24"/>
+          <w:lang w:eastAsia="en-IN"/>
+        </w:rPr>
+        <w:br/>
+        <w:t>Data preparation</w:t>
+      </w:r>
+    </w:p>
+    <w:p>
+      <w:pPr>
+        <w:spacing w:after="0" w:line="240" w:lineRule="auto"/>
+        <w:rPr>
+          <w:rFonts w:ascii="Times New Roman" w:eastAsia="Times New Roman" w:hAnsi="Times New Roman" w:cs="Times New Roman"/>
+          <w:sz w:val="24"/>
+          <w:szCs w:val="24"/>
+          <w:lang w:eastAsia="en-IN"/>
+        </w:rPr>
+      </w:pPr>
+      <w:r>
+        <w:rPr>
+          <w:rFonts w:ascii="Times New Roman" w:eastAsia="Times New Roman" w:hAnsi="Times New Roman" w:cs="Times New Roman"/>
+          <w:sz w:val="24"/>
+          <w:szCs w:val="24"/>
+          <w:lang w:eastAsia="en-IN"/>
+        </w:rPr>
+        <w:pict>
           <v:rect id="_x0000_i1103" style="width:0;height:1.5pt" o:hralign="center" o:hrstd="t" o:hr="t" fillcolor="#a0a0a0" stroked="f"/>
         </w:pict>
       </w:r>
@@ -14095,37 +14170,27 @@
           <w:szCs w:val="27"/>
           <w:lang w:eastAsia="en-IN"/>
         </w:rPr>
-        <w:t>Days 3–4</w:t>
-      </w:r>
-    </w:p>
-    <w:p>
-      <w:pPr>
-        <w:spacing w:before="100" w:beforeAutospacing="1" w:after="100" w:afterAutospacing="1" w:line="240" w:lineRule="auto"/>
-        <w:rPr>
-          <w:rFonts w:ascii="Times New Roman" w:eastAsia="Times New Roman" w:hAnsi="Times New Roman" w:cs="Times New Roman"/>
-          <w:sz w:val="24"/>
-          <w:szCs w:val="24"/>
-          <w:lang w:eastAsia="en-IN"/>
-        </w:rPr>
-      </w:pPr>
-      <w:r>
-        <w:rPr>
-          <w:rFonts w:ascii="Times New Roman" w:eastAsia="Times New Roman" w:hAnsi="Times New Roman" w:cs="Times New Roman"/>
-          <w:sz w:val="24"/>
-          <w:szCs w:val="24"/>
-          <w:lang w:eastAsia="en-IN"/>
-        </w:rPr>
-        <w:t>Data cleaning</w:t>
-      </w:r>
-      <w:r>
-        <w:rPr>
-          <w:rFonts w:ascii="Times New Roman" w:eastAsia="Times New Roman" w:hAnsi="Times New Roman" w:cs="Times New Roman"/>
-          <w:sz w:val="24"/>
-          <w:szCs w:val="24"/>
-          <w:lang w:eastAsia="en-IN"/>
-        </w:rPr>
-        <w:br/>
-        <w:t>Data preparation</w:t>
+        <w:t>Days 5–6</w:t>
+      </w:r>
+    </w:p>
+    <w:p>
+      <w:pPr>
+        <w:spacing w:before="100" w:beforeAutospacing="1" w:after="100" w:afterAutospacing="1" w:line="240" w:lineRule="auto"/>
+        <w:rPr>
+          <w:rFonts w:ascii="Times New Roman" w:eastAsia="Times New Roman" w:hAnsi="Times New Roman" w:cs="Times New Roman"/>
+          <w:sz w:val="24"/>
+          <w:szCs w:val="24"/>
+          <w:lang w:eastAsia="en-IN"/>
+        </w:rPr>
+      </w:pPr>
+      <w:r>
+        <w:rPr>
+          <w:rFonts w:ascii="Times New Roman" w:eastAsia="Times New Roman" w:hAnsi="Times New Roman" w:cs="Times New Roman"/>
+          <w:sz w:val="24"/>
+          <w:szCs w:val="24"/>
+          <w:lang w:eastAsia="en-IN"/>
+        </w:rPr>
+        <w:t>Exploratory data analysis</w:t>
       </w:r>
     </w:p>
     <w:p>
@@ -14172,27 +14237,27 @@
           <w:szCs w:val="27"/>
           <w:lang w:eastAsia="en-IN"/>
         </w:rPr>
-        <w:t>Days 5–6</w:t>
-      </w:r>
-    </w:p>
-    <w:p>
-      <w:pPr>
-        <w:spacing w:before="100" w:beforeAutospacing="1" w:after="100" w:afterAutospacing="1" w:line="240" w:lineRule="auto"/>
-        <w:rPr>
-          <w:rFonts w:ascii="Times New Roman" w:eastAsia="Times New Roman" w:hAnsi="Times New Roman" w:cs="Times New Roman"/>
-          <w:sz w:val="24"/>
-          <w:szCs w:val="24"/>
-          <w:lang w:eastAsia="en-IN"/>
-        </w:rPr>
-      </w:pPr>
-      <w:r>
-        <w:rPr>
-          <w:rFonts w:ascii="Times New Roman" w:eastAsia="Times New Roman" w:hAnsi="Times New Roman" w:cs="Times New Roman"/>
-          <w:sz w:val="24"/>
-          <w:szCs w:val="24"/>
-          <w:lang w:eastAsia="en-IN"/>
-        </w:rPr>
-        <w:t>Exploratory data analysis</w:t>
+        <w:t>Days 7–8</w:t>
+      </w:r>
+    </w:p>
+    <w:p>
+      <w:pPr>
+        <w:spacing w:before="100" w:beforeAutospacing="1" w:after="100" w:afterAutospacing="1" w:line="240" w:lineRule="auto"/>
+        <w:rPr>
+          <w:rFonts w:ascii="Times New Roman" w:eastAsia="Times New Roman" w:hAnsi="Times New Roman" w:cs="Times New Roman"/>
+          <w:sz w:val="24"/>
+          <w:szCs w:val="24"/>
+          <w:lang w:eastAsia="en-IN"/>
+        </w:rPr>
+      </w:pPr>
+      <w:r>
+        <w:rPr>
+          <w:rFonts w:ascii="Times New Roman" w:eastAsia="Times New Roman" w:hAnsi="Times New Roman" w:cs="Times New Roman"/>
+          <w:sz w:val="24"/>
+          <w:szCs w:val="24"/>
+          <w:lang w:eastAsia="en-IN"/>
+        </w:rPr>
+        <w:t>Feature engineering</w:t>
       </w:r>
     </w:p>
     <w:p>
@@ -14239,27 +14304,27 @@
           <w:szCs w:val="27"/>
           <w:lang w:eastAsia="en-IN"/>
         </w:rPr>
-        <w:t>Days 7–8</w:t>
-      </w:r>
-    </w:p>
-    <w:p>
-      <w:pPr>
-        <w:spacing w:before="100" w:beforeAutospacing="1" w:after="100" w:afterAutospacing="1" w:line="240" w:lineRule="auto"/>
-        <w:rPr>
-          <w:rFonts w:ascii="Times New Roman" w:eastAsia="Times New Roman" w:hAnsi="Times New Roman" w:cs="Times New Roman"/>
-          <w:sz w:val="24"/>
-          <w:szCs w:val="24"/>
-          <w:lang w:eastAsia="en-IN"/>
-        </w:rPr>
-      </w:pPr>
-      <w:r>
-        <w:rPr>
-          <w:rFonts w:ascii="Times New Roman" w:eastAsia="Times New Roman" w:hAnsi="Times New Roman" w:cs="Times New Roman"/>
-          <w:sz w:val="24"/>
-          <w:szCs w:val="24"/>
-          <w:lang w:eastAsia="en-IN"/>
-        </w:rPr>
-        <w:t>Feature engineering</w:t>
+        <w:t>Days 9–10</w:t>
+      </w:r>
+    </w:p>
+    <w:p>
+      <w:pPr>
+        <w:spacing w:before="100" w:beforeAutospacing="1" w:after="100" w:afterAutospacing="1" w:line="240" w:lineRule="auto"/>
+        <w:rPr>
+          <w:rFonts w:ascii="Times New Roman" w:eastAsia="Times New Roman" w:hAnsi="Times New Roman" w:cs="Times New Roman"/>
+          <w:sz w:val="24"/>
+          <w:szCs w:val="24"/>
+          <w:lang w:eastAsia="en-IN"/>
+        </w:rPr>
+      </w:pPr>
+      <w:r>
+        <w:rPr>
+          <w:rFonts w:ascii="Times New Roman" w:eastAsia="Times New Roman" w:hAnsi="Times New Roman" w:cs="Times New Roman"/>
+          <w:sz w:val="24"/>
+          <w:szCs w:val="24"/>
+          <w:lang w:eastAsia="en-IN"/>
+        </w:rPr>
+        <w:t>Model development</w:t>
       </w:r>
     </w:p>
     <w:p>
@@ -14279,6 +14344,7 @@
           <w:szCs w:val="24"/>
           <w:lang w:eastAsia="en-IN"/>
         </w:rPr>
+        <w:lastRenderedPageBreak/>
         <w:pict>
           <v:rect id="_x0000_i1106" style="width:0;height:1.5pt" o:hralign="center" o:hrstd="t" o:hr="t" fillcolor="#a0a0a0" stroked="f"/>
         </w:pict>
@@ -14306,27 +14372,27 @@
           <w:szCs w:val="27"/>
           <w:lang w:eastAsia="en-IN"/>
         </w:rPr>
-        <w:t>Days 9–10</w:t>
-      </w:r>
-    </w:p>
-    <w:p>
-      <w:pPr>
-        <w:spacing w:before="100" w:beforeAutospacing="1" w:after="100" w:afterAutospacing="1" w:line="240" w:lineRule="auto"/>
-        <w:rPr>
-          <w:rFonts w:ascii="Times New Roman" w:eastAsia="Times New Roman" w:hAnsi="Times New Roman" w:cs="Times New Roman"/>
-          <w:sz w:val="24"/>
-          <w:szCs w:val="24"/>
-          <w:lang w:eastAsia="en-IN"/>
-        </w:rPr>
-      </w:pPr>
-      <w:r>
-        <w:rPr>
-          <w:rFonts w:ascii="Times New Roman" w:eastAsia="Times New Roman" w:hAnsi="Times New Roman" w:cs="Times New Roman"/>
-          <w:sz w:val="24"/>
-          <w:szCs w:val="24"/>
-          <w:lang w:eastAsia="en-IN"/>
-        </w:rPr>
-        <w:t>Model development</w:t>
+        <w:t>Day 11</w:t>
+      </w:r>
+    </w:p>
+    <w:p>
+      <w:pPr>
+        <w:spacing w:before="100" w:beforeAutospacing="1" w:after="100" w:afterAutospacing="1" w:line="240" w:lineRule="auto"/>
+        <w:rPr>
+          <w:rFonts w:ascii="Times New Roman" w:eastAsia="Times New Roman" w:hAnsi="Times New Roman" w:cs="Times New Roman"/>
+          <w:sz w:val="24"/>
+          <w:szCs w:val="24"/>
+          <w:lang w:eastAsia="en-IN"/>
+        </w:rPr>
+      </w:pPr>
+      <w:r>
+        <w:rPr>
+          <w:rFonts w:ascii="Times New Roman" w:eastAsia="Times New Roman" w:hAnsi="Times New Roman" w:cs="Times New Roman"/>
+          <w:sz w:val="24"/>
+          <w:szCs w:val="24"/>
+          <w:lang w:eastAsia="en-IN"/>
+        </w:rPr>
+        <w:t>Model evaluation</w:t>
       </w:r>
     </w:p>
     <w:p>
@@ -14346,7 +14412,6 @@
           <w:szCs w:val="24"/>
           <w:lang w:eastAsia="en-IN"/>
         </w:rPr>
-        <w:lastRenderedPageBreak/>
         <w:pict>
           <v:rect id="_x0000_i1107" style="width:0;height:1.5pt" o:hralign="center" o:hrstd="t" o:hr="t" fillcolor="#a0a0a0" stroked="f"/>
         </w:pict>
@@ -14374,27 +14439,27 @@
           <w:szCs w:val="27"/>
           <w:lang w:eastAsia="en-IN"/>
         </w:rPr>
-        <w:t>Day 11</w:t>
-      </w:r>
-    </w:p>
-    <w:p>
-      <w:pPr>
-        <w:spacing w:before="100" w:beforeAutospacing="1" w:after="100" w:afterAutospacing="1" w:line="240" w:lineRule="auto"/>
-        <w:rPr>
-          <w:rFonts w:ascii="Times New Roman" w:eastAsia="Times New Roman" w:hAnsi="Times New Roman" w:cs="Times New Roman"/>
-          <w:sz w:val="24"/>
-          <w:szCs w:val="24"/>
-          <w:lang w:eastAsia="en-IN"/>
-        </w:rPr>
-      </w:pPr>
-      <w:r>
-        <w:rPr>
-          <w:rFonts w:ascii="Times New Roman" w:eastAsia="Times New Roman" w:hAnsi="Times New Roman" w:cs="Times New Roman"/>
-          <w:sz w:val="24"/>
-          <w:szCs w:val="24"/>
-          <w:lang w:eastAsia="en-IN"/>
-        </w:rPr>
-        <w:t>Model evaluation</w:t>
+        <w:t>Day 12</w:t>
+      </w:r>
+    </w:p>
+    <w:p>
+      <w:pPr>
+        <w:spacing w:before="100" w:beforeAutospacing="1" w:after="100" w:afterAutospacing="1" w:line="240" w:lineRule="auto"/>
+        <w:rPr>
+          <w:rFonts w:ascii="Times New Roman" w:eastAsia="Times New Roman" w:hAnsi="Times New Roman" w:cs="Times New Roman"/>
+          <w:sz w:val="24"/>
+          <w:szCs w:val="24"/>
+          <w:lang w:eastAsia="en-IN"/>
+        </w:rPr>
+      </w:pPr>
+      <w:r>
+        <w:rPr>
+          <w:rFonts w:ascii="Times New Roman" w:eastAsia="Times New Roman" w:hAnsi="Times New Roman" w:cs="Times New Roman"/>
+          <w:sz w:val="24"/>
+          <w:szCs w:val="24"/>
+          <w:lang w:eastAsia="en-IN"/>
+        </w:rPr>
+        <w:t>Business insights</w:t>
       </w:r>
     </w:p>
     <w:p>
@@ -14441,27 +14506,37 @@
           <w:szCs w:val="27"/>
           <w:lang w:eastAsia="en-IN"/>
         </w:rPr>
-        <w:t>Day 12</w:t>
-      </w:r>
-    </w:p>
-    <w:p>
-      <w:pPr>
-        <w:spacing w:before="100" w:beforeAutospacing="1" w:after="100" w:afterAutospacing="1" w:line="240" w:lineRule="auto"/>
-        <w:rPr>
-          <w:rFonts w:ascii="Times New Roman" w:eastAsia="Times New Roman" w:hAnsi="Times New Roman" w:cs="Times New Roman"/>
-          <w:sz w:val="24"/>
-          <w:szCs w:val="24"/>
-          <w:lang w:eastAsia="en-IN"/>
-        </w:rPr>
-      </w:pPr>
-      <w:r>
-        <w:rPr>
-          <w:rFonts w:ascii="Times New Roman" w:eastAsia="Times New Roman" w:hAnsi="Times New Roman" w:cs="Times New Roman"/>
-          <w:sz w:val="24"/>
-          <w:szCs w:val="24"/>
-          <w:lang w:eastAsia="en-IN"/>
-        </w:rPr>
-        <w:t>Business insights</w:t>
+        <w:t>Days 13–14</w:t>
+      </w:r>
+    </w:p>
+    <w:p>
+      <w:pPr>
+        <w:spacing w:before="100" w:beforeAutospacing="1" w:after="100" w:afterAutospacing="1" w:line="240" w:lineRule="auto"/>
+        <w:rPr>
+          <w:rFonts w:ascii="Times New Roman" w:eastAsia="Times New Roman" w:hAnsi="Times New Roman" w:cs="Times New Roman"/>
+          <w:sz w:val="24"/>
+          <w:szCs w:val="24"/>
+          <w:lang w:eastAsia="en-IN"/>
+        </w:rPr>
+      </w:pPr>
+      <w:r>
+        <w:rPr>
+          <w:rFonts w:ascii="Times New Roman" w:eastAsia="Times New Roman" w:hAnsi="Times New Roman" w:cs="Times New Roman"/>
+          <w:sz w:val="24"/>
+          <w:szCs w:val="24"/>
+          <w:lang w:eastAsia="en-IN"/>
+        </w:rPr>
+        <w:t>Dashboard</w:t>
+      </w:r>
+      <w:r>
+        <w:rPr>
+          <w:rFonts w:ascii="Times New Roman" w:eastAsia="Times New Roman" w:hAnsi="Times New Roman" w:cs="Times New Roman"/>
+          <w:sz w:val="24"/>
+          <w:szCs w:val="24"/>
+          <w:lang w:eastAsia="en-IN"/>
+        </w:rPr>
+        <w:br/>
+        <w:t>GitHub documentation</w:t>
       </w:r>
     </w:p>
     <w:p>
@@ -14483,83 +14558,6 @@
         </w:rPr>
         <w:pict>
           <v:rect id="_x0000_i1109" style="width:0;height:1.5pt" o:hralign="center" o:hrstd="t" o:hr="t" fillcolor="#a0a0a0" stroked="f"/>
-        </w:pict>
-      </w:r>
-    </w:p>
-    <w:p>
-      <w:pPr>
-        <w:spacing w:before="100" w:beforeAutospacing="1" w:after="100" w:afterAutospacing="1" w:line="240" w:lineRule="auto"/>
-        <w:outlineLvl w:val="2"/>
-        <w:rPr>
-          <w:rFonts w:ascii="Times New Roman" w:eastAsia="Times New Roman" w:hAnsi="Times New Roman" w:cs="Times New Roman"/>
-          <w:b/>
-          <w:bCs/>
-          <w:sz w:val="27"/>
-          <w:szCs w:val="27"/>
-          <w:lang w:eastAsia="en-IN"/>
-        </w:rPr>
-      </w:pPr>
-      <w:r>
-        <w:rPr>
-          <w:rFonts w:ascii="Times New Roman" w:eastAsia="Times New Roman" w:hAnsi="Times New Roman" w:cs="Times New Roman"/>
-          <w:b/>
-          <w:bCs/>
-          <w:sz w:val="27"/>
-          <w:szCs w:val="27"/>
-          <w:lang w:eastAsia="en-IN"/>
-        </w:rPr>
-        <w:t>Days 13–14</w:t>
-      </w:r>
-    </w:p>
-    <w:p>
-      <w:pPr>
-        <w:spacing w:before="100" w:beforeAutospacing="1" w:after="100" w:afterAutospacing="1" w:line="240" w:lineRule="auto"/>
-        <w:rPr>
-          <w:rFonts w:ascii="Times New Roman" w:eastAsia="Times New Roman" w:hAnsi="Times New Roman" w:cs="Times New Roman"/>
-          <w:sz w:val="24"/>
-          <w:szCs w:val="24"/>
-          <w:lang w:eastAsia="en-IN"/>
-        </w:rPr>
-      </w:pPr>
-      <w:r>
-        <w:rPr>
-          <w:rFonts w:ascii="Times New Roman" w:eastAsia="Times New Roman" w:hAnsi="Times New Roman" w:cs="Times New Roman"/>
-          <w:sz w:val="24"/>
-          <w:szCs w:val="24"/>
-          <w:lang w:eastAsia="en-IN"/>
-        </w:rPr>
-        <w:t>Dashboard</w:t>
-      </w:r>
-      <w:r>
-        <w:rPr>
-          <w:rFonts w:ascii="Times New Roman" w:eastAsia="Times New Roman" w:hAnsi="Times New Roman" w:cs="Times New Roman"/>
-          <w:sz w:val="24"/>
-          <w:szCs w:val="24"/>
-          <w:lang w:eastAsia="en-IN"/>
-        </w:rPr>
-        <w:br/>
-        <w:t>GitHub documentation</w:t>
-      </w:r>
-    </w:p>
-    <w:p>
-      <w:pPr>
-        <w:spacing w:after="0" w:line="240" w:lineRule="auto"/>
-        <w:rPr>
-          <w:rFonts w:ascii="Times New Roman" w:eastAsia="Times New Roman" w:hAnsi="Times New Roman" w:cs="Times New Roman"/>
-          <w:sz w:val="24"/>
-          <w:szCs w:val="24"/>
-          <w:lang w:eastAsia="en-IN"/>
-        </w:rPr>
-      </w:pPr>
-      <w:r>
-        <w:rPr>
-          <w:rFonts w:ascii="Times New Roman" w:eastAsia="Times New Roman" w:hAnsi="Times New Roman" w:cs="Times New Roman"/>
-          <w:sz w:val="24"/>
-          <w:szCs w:val="24"/>
-          <w:lang w:eastAsia="en-IN"/>
-        </w:rPr>
-        <w:pict>
-          <v:rect id="_x0000_i1110" style="width:0;height:1.5pt" o:hralign="center" o:hrstd="t" o:hr="t" fillcolor="#a0a0a0" stroked="f"/>
         </w:pict>
       </w:r>
     </w:p>
@@ -14788,98 +14786,18 @@
           <w:lang w:eastAsia="en-IN"/>
         </w:rPr>
         <w:pict>
-          <v:rect id="_x0000_i1111" style="width:0;height:1.5pt" o:hralign="center" o:hrstd="t" o:hr="t" fillcolor="#a0a0a0" stroked="f"/>
+          <v:rect id="_x0000_i1110" style="width:0;height:1.5pt" o:hralign="center" o:hrstd="t" o:hr="t" fillcolor="#a0a0a0" stroked="f"/>
         </w:pict>
       </w:r>
     </w:p>
     <w:p>
       <w:pPr>
-        <w:spacing w:before="100" w:beforeAutospacing="1" w:after="100" w:afterAutospacing="1" w:line="240" w:lineRule="auto"/>
-        <w:rPr>
-          <w:rFonts w:ascii="Times New Roman" w:eastAsia="Times New Roman" w:hAnsi="Times New Roman" w:cs="Times New Roman"/>
-          <w:sz w:val="24"/>
-          <w:szCs w:val="24"/>
-          <w:lang w:eastAsia="en-IN"/>
-        </w:rPr>
-      </w:pPr>
-      <w:r>
-        <w:rPr>
-          <w:rFonts w:ascii="Times New Roman" w:eastAsia="Times New Roman" w:hAnsi="Times New Roman" w:cs="Times New Roman"/>
-          <w:sz w:val="24"/>
-          <w:szCs w:val="24"/>
-          <w:lang w:eastAsia="en-IN"/>
-        </w:rPr>
-        <w:t xml:space="preserve">If you want, I can also show you the </w:t>
-      </w:r>
-      <w:r>
-        <w:rPr>
-          <w:rFonts w:ascii="Times New Roman" w:eastAsia="Times New Roman" w:hAnsi="Times New Roman" w:cs="Times New Roman"/>
-          <w:b/>
-          <w:bCs/>
-          <w:sz w:val="24"/>
-          <w:szCs w:val="24"/>
-          <w:lang w:eastAsia="en-IN"/>
-        </w:rPr>
-        <w:t>one advanced component that turns this project from a normal churn project into a 10/10 portfolio project</w:t>
-      </w:r>
-      <w:r>
-        <w:rPr>
-          <w:rFonts w:ascii="Times New Roman" w:eastAsia="Times New Roman" w:hAnsi="Times New Roman" w:cs="Times New Roman"/>
-          <w:sz w:val="24"/>
-          <w:szCs w:val="24"/>
-          <w:lang w:eastAsia="en-IN"/>
-        </w:rPr>
-        <w:t>:</w:t>
-      </w:r>
-    </w:p>
-    <w:p>
-      <w:pPr>
-        <w:spacing w:before="100" w:beforeAutospacing="1" w:after="100" w:afterAutospacing="1" w:line="240" w:lineRule="auto"/>
-        <w:rPr>
-          <w:rFonts w:ascii="Times New Roman" w:eastAsia="Times New Roman" w:hAnsi="Times New Roman" w:cs="Times New Roman"/>
-          <w:sz w:val="24"/>
-          <w:szCs w:val="24"/>
-          <w:lang w:eastAsia="en-IN"/>
-        </w:rPr>
-      </w:pPr>
-      <w:r>
-        <w:rPr>
-          <w:rFonts w:ascii="Times New Roman" w:eastAsia="Times New Roman" w:hAnsi="Times New Roman" w:cs="Times New Roman"/>
-          <w:b/>
-          <w:bCs/>
-          <w:sz w:val="24"/>
-          <w:szCs w:val="24"/>
-          <w:lang w:eastAsia="en-IN"/>
-        </w:rPr>
-        <w:t>A Revenue Protection Simulation Layer.</w:t>
-      </w:r>
-    </w:p>
-    <w:p>
-      <w:pPr>
-        <w:spacing w:before="100" w:beforeAutospacing="1" w:after="100" w:afterAutospacing="1" w:line="240" w:lineRule="auto"/>
-        <w:rPr>
-          <w:rFonts w:ascii="Times New Roman" w:eastAsia="Times New Roman" w:hAnsi="Times New Roman" w:cs="Times New Roman"/>
-          <w:sz w:val="24"/>
-          <w:szCs w:val="24"/>
-          <w:lang w:eastAsia="en-IN"/>
-        </w:rPr>
-      </w:pPr>
-      <w:r>
-        <w:rPr>
-          <w:rFonts w:ascii="Times New Roman" w:eastAsia="Times New Roman" w:hAnsi="Times New Roman" w:cs="Times New Roman"/>
-          <w:sz w:val="24"/>
-          <w:szCs w:val="24"/>
-          <w:lang w:eastAsia="en-IN"/>
-        </w:rPr>
-        <w:t>Almost no portfolio project includes it — but real telecom analytics teams use it constantly.</w:t>
-      </w:r>
-    </w:p>
-    <w:p>
-      <w:pPr>
         <w:rPr>
           <w:rFonts w:ascii="Times New Roman" w:hAnsi="Times New Roman" w:cs="Times New Roman"/>
         </w:rPr>
       </w:pPr>
+      <w:bookmarkStart w:id="0" w:name="_GoBack"/>
+      <w:bookmarkEnd w:id="0"/>
     </w:p>
     <w:sectPr>
       <w:pgSz w:w="11906" w:h="16838"/>
